--- a/word/Capsula_03_Agrega_archivos_paginas_y_enlaces.docx
+++ b/word/Capsula_03_Agrega_archivos_paginas_y_enlaces.docx
@@ -2,6 +2,52 @@
 <file path=word/document.xml><?xml version="1.0" encoding="utf-8"?>
 <w:document xmlns:wpc="http://schemas.microsoft.com/office/word/2010/wordprocessingCanvas" xmlns:mc="http://schemas.openxmlformats.org/markup-compatibility/2006" xmlns:o="urn:schemas-microsoft-com:office:office" xmlns:r="http://schemas.openxmlformats.org/officeDocument/2006/relationships" xmlns:m="http://schemas.openxmlformats.org/officeDocument/2006/math" xmlns:v="urn:schemas-microsoft-com:vml" xmlns:wp14="http://schemas.microsoft.com/office/word/2010/wordprocessingDrawing" xmlns:wp="http://schemas.openxmlformats.org/drawingml/2006/wordprocessingDrawing" xmlns:w10="urn:schemas-microsoft-com:office:word" xmlns:w="http://schemas.openxmlformats.org/wordprocessingml/2006/main" xmlns:w14="http://schemas.microsoft.com/office/word/2010/wordml" xmlns:w15="http://schemas.microsoft.com/office/word/2012/wordml" xmlns:wpg="http://schemas.microsoft.com/office/word/2010/wordprocessingGroup" xmlns:wpi="http://schemas.microsoft.com/office/word/2010/wordprocessingInk" xmlns:wne="http://schemas.microsoft.com/office/word/2006/wordml" xmlns:wps="http://schemas.microsoft.com/office/word/2010/wordprocessingShape" xmlns:cx="http://schemas.microsoft.com/office/drawing/2014/chartex" xmlns:cx1="http://schemas.microsoft.com/office/drawing/2015/9/8/chartex" xmlns:cx2="http://schemas.microsoft.com/office/drawing/2015/10/21/chartex" xmlns:cx3="http://schemas.microsoft.com/office/drawing/2016/5/9/chartex" xmlns:cx4="http://schemas.microsoft.com/office/drawing/2016/5/10/chartex" xmlns:cx5="http://schemas.microsoft.com/office/drawing/2016/5/11/chartex" xmlns:cx6="http://schemas.microsoft.com/office/drawing/2016/5/12/chartex" xmlns:cx7="http://schemas.microsoft.com/office/drawing/2016/5/13/chartex" xmlns:cx8="http://schemas.microsoft.com/office/drawing/2016/5/14/chartex" xmlns:aink="http://schemas.microsoft.com/office/drawing/2016/ink" xmlns:am3d="http://schemas.microsoft.com/office/drawing/2017/model3d" xmlns:w16cex="http://schemas.microsoft.com/office/word/2018/wordml/cex" xmlns:w16cid="http://schemas.microsoft.com/office/word/2016/wordml/cid" xmlns:w16="http://schemas.microsoft.com/office/word/2018/wordml" xmlns:w16sdtdh="http://schemas.microsoft.com/office/word/2020/wordml/sdtdatahash" xmlns:w16se="http://schemas.microsoft.com/office/word/2015/wordml/symex" mc:Ignorable="w14 w15 wp14">
   <w:body>
+    <w:p>
+      <w:pPr>
+        <w:spacing w:after="200"/>
+        <w:jc w:val="center"/>
+      </w:pPr>
+      <w:r>
+        <w:drawing>
+          <wp:inline distT="0" distB="0" distL="0" distR="0">
+            <wp:extent cx="5143500" cy="914400"/>
+            <wp:effectExtent t="0" r="0" b="0" l="0"/>
+            <wp:docPr id="3" name="logos" descr="Universidad de San Buenaventura, Acreditación Institucional Multicampus de Alta Calidad y CEA" title="Logos institucionales"/>
+            <wp:cNvGraphicFramePr>
+              <a:graphicFrameLocks xmlns:a="http://schemas.openxmlformats.org/drawingml/2006/main" noChangeAspect="1"/>
+            </wp:cNvGraphicFramePr>
+            <a:graphic xmlns:a="http://schemas.openxmlformats.org/drawingml/2006/main">
+              <a:graphicData uri="http://schemas.openxmlformats.org/drawingml/2006/picture">
+                <pic:pic xmlns:pic="http://schemas.openxmlformats.org/drawingml/2006/picture">
+                  <pic:nvPicPr>
+                    <pic:cNvPr id="0" name="" descr=""/>
+                    <pic:cNvPicPr>
+                      <a:picLocks noChangeAspect="1" noChangeArrowheads="1"/>
+                    </pic:cNvPicPr>
+                  </pic:nvPicPr>
+                  <pic:blipFill>
+                    <a:blip r:embed="rId9" cstate="none"/>
+                    <a:srcRect/>
+                    <a:stretch>
+                      <a:fillRect/>
+                    </a:stretch>
+                  </pic:blipFill>
+                  <pic:spPr bwMode="auto">
+                    <a:xfrm>
+                      <a:off x="0" y="0"/>
+                      <a:ext cx="5143500" cy="914400"/>
+                    </a:xfrm>
+                    <a:prstGeom prst="rect">
+                      <a:avLst/>
+                    </a:prstGeom>
+                  </pic:spPr>
+                </pic:pic>
+              </a:graphicData>
+            </a:graphic>
+          </wp:inline>
+        </w:drawing>
+      </w:r>
+    </w:p>
     <w:tbl>
       <w:tblPr>
         <w:tblW w:type="dxa" w:w="10080"/>
@@ -28,7 +74,7 @@
               <w:bottom w:val="none" w:color="FFFFFF" w:sz="0"/>
               <w:right w:val="none" w:color="FFFFFF" w:sz="0"/>
             </w:tcBorders>
-            <w:shd w:fill="0F766E" w:color="auto" w:val="clear"/>
+            <w:shd w:fill="0A4A92" w:color="auto" w:val="clear"/>
             <w:tcMar>
               <w:top w:type="dxa" w:w="360"/>
               <w:left w:type="dxa" w:w="360"/>
@@ -72,6 +118,14 @@
         </w:tc>
       </w:tr>
     </w:tbl>
+    <w:p>
+      <w:pPr>
+        <w:pBdr>
+          <w:top w:val="single" w:color="EF7D00" w:sz="36" w:space="0"/>
+        </w:pBdr>
+        <w:spacing w:after="0"/>
+      </w:pPr>
+    </w:p>
     <w:tbl>
       <w:tblPr>
         <w:tblW w:type="dxa" w:w="10080"/>
@@ -81,7 +135,7 @@
           <w:bottom w:val="none" w:color="FFFFFF" w:sz="0"/>
           <w:right w:val="none" w:color="FFFFFF" w:sz="0"/>
           <w:insideH w:val="none" w:color="FFFFFF" w:sz="0"/>
-          <w:insideV w:val="single" w:color="E5E7EB" w:sz="4"/>
+          <w:insideV w:val="single" w:color="E2E2DF" w:sz="4"/>
         </w:tblBorders>
         <w:tblLayout w:type="fixed"/>
       </w:tblPr>
@@ -95,7 +149,7 @@
         <w:tc>
           <w:tcPr>
             <w:tcW w:type="dxa" w:w="2520"/>
-            <w:shd w:fill="E7F5F2" w:color="auto" w:val="clear"/>
+            <w:shd w:fill="E8EEF7" w:color="auto" w:val="clear"/>
             <w:tcMar>
               <w:top w:type="dxa" w:w="140"/>
               <w:left w:type="dxa" w:w="200"/>
@@ -112,7 +166,7 @@
                 <w:rFonts w:ascii="Calibri" w:cs="Calibri" w:eastAsia="Calibri" w:hAnsi="Calibri"/>
                 <w:b/>
                 <w:bCs/>
-                <w:color w:val="4B5563"/>
+                <w:color w:val="5C5C5A"/>
                 <w:spacing w:val="20"/>
                 <w:sz w:val="15"/>
                 <w:szCs w:val="15"/>
@@ -126,7 +180,7 @@
                 <w:rFonts w:ascii="Calibri" w:cs="Calibri" w:eastAsia="Calibri" w:hAnsi="Calibri"/>
                 <w:b/>
                 <w:bCs/>
-                <w:color w:val="1F2937"/>
+                <w:color w:val="1D1D1B"/>
                 <w:sz w:val="20"/>
                 <w:szCs w:val="20"/>
               </w:rPr>
@@ -137,7 +191,7 @@
         <w:tc>
           <w:tcPr>
             <w:tcW w:type="dxa" w:w="2520"/>
-            <w:shd w:fill="E7F5F2" w:color="auto" w:val="clear"/>
+            <w:shd w:fill="E8EEF7" w:color="auto" w:val="clear"/>
             <w:tcMar>
               <w:top w:type="dxa" w:w="140"/>
               <w:left w:type="dxa" w:w="200"/>
@@ -154,7 +208,7 @@
                 <w:rFonts w:ascii="Calibri" w:cs="Calibri" w:eastAsia="Calibri" w:hAnsi="Calibri"/>
                 <w:b/>
                 <w:bCs/>
-                <w:color w:val="4B5563"/>
+                <w:color w:val="5C5C5A"/>
                 <w:spacing w:val="20"/>
                 <w:sz w:val="15"/>
                 <w:szCs w:val="15"/>
@@ -168,7 +222,7 @@
                 <w:rFonts w:ascii="Calibri" w:cs="Calibri" w:eastAsia="Calibri" w:hAnsi="Calibri"/>
                 <w:b/>
                 <w:bCs/>
-                <w:color w:val="1F2937"/>
+                <w:color w:val="1D1D1B"/>
                 <w:sz w:val="20"/>
                 <w:szCs w:val="20"/>
               </w:rPr>
@@ -179,7 +233,7 @@
         <w:tc>
           <w:tcPr>
             <w:tcW w:type="dxa" w:w="2520"/>
-            <w:shd w:fill="E7F5F2" w:color="auto" w:val="clear"/>
+            <w:shd w:fill="E8EEF7" w:color="auto" w:val="clear"/>
             <w:tcMar>
               <w:top w:type="dxa" w:w="140"/>
               <w:left w:type="dxa" w:w="200"/>
@@ -196,7 +250,7 @@
                 <w:rFonts w:ascii="Calibri" w:cs="Calibri" w:eastAsia="Calibri" w:hAnsi="Calibri"/>
                 <w:b/>
                 <w:bCs/>
-                <w:color w:val="4B5563"/>
+                <w:color w:val="5C5C5A"/>
                 <w:spacing w:val="20"/>
                 <w:sz w:val="15"/>
                 <w:szCs w:val="15"/>
@@ -210,7 +264,7 @@
                 <w:rFonts w:ascii="Calibri" w:cs="Calibri" w:eastAsia="Calibri" w:hAnsi="Calibri"/>
                 <w:b/>
                 <w:bCs/>
-                <w:color w:val="1F2937"/>
+                <w:color w:val="1D1D1B"/>
                 <w:sz w:val="20"/>
                 <w:szCs w:val="20"/>
               </w:rPr>
@@ -221,7 +275,7 @@
         <w:tc>
           <w:tcPr>
             <w:tcW w:type="dxa" w:w="2520"/>
-            <w:shd w:fill="E7F5F2" w:color="auto" w:val="clear"/>
+            <w:shd w:fill="E8EEF7" w:color="auto" w:val="clear"/>
             <w:tcMar>
               <w:top w:type="dxa" w:w="140"/>
               <w:left w:type="dxa" w:w="200"/>
@@ -238,7 +292,7 @@
                 <w:rFonts w:ascii="Calibri" w:cs="Calibri" w:eastAsia="Calibri" w:hAnsi="Calibri"/>
                 <w:b/>
                 <w:bCs/>
-                <w:color w:val="4B5563"/>
+                <w:color w:val="5C5C5A"/>
                 <w:spacing w:val="20"/>
                 <w:sz w:val="15"/>
                 <w:szCs w:val="15"/>
@@ -252,7 +306,7 @@
                 <w:rFonts w:ascii="Calibri" w:cs="Calibri" w:eastAsia="Calibri" w:hAnsi="Calibri"/>
                 <w:b/>
                 <w:bCs/>
-                <w:color w:val="1F2937"/>
+                <w:color w:val="1D1D1B"/>
                 <w:sz w:val="20"/>
                 <w:szCs w:val="20"/>
               </w:rPr>
@@ -272,7 +326,7 @@
         <w:pStyle w:val="Heading1"/>
         <w:keepNext/>
         <w:pBdr>
-          <w:bottom w:val="single" w:color="0F766E" w:sz="8" w:space="4"/>
+          <w:bottom w:val="single" w:color="0A4A92" w:sz="18" w:space="4"/>
         </w:pBdr>
         <w:spacing w:after="160" w:before="360"/>
       </w:pPr>
@@ -281,11 +335,11 @@
           <w:rFonts w:ascii="Calibri" w:cs="Calibri" w:eastAsia="Calibri" w:hAnsi="Calibri"/>
           <w:b/>
           <w:bCs/>
-          <w:color w:val="0F766E"/>
-          <w:sz w:val="30"/>
-          <w:szCs w:val="30"/>
-        </w:rPr>
-        <w:t xml:space="preserve">¿Qué lograrás?</w:t>
+          <w:color w:val="1D1D1B"/>
+          <w:sz w:val="28"/>
+          <w:szCs w:val="28"/>
+        </w:rPr>
+        <w:t xml:space="preserve">¿QUÉ LOGRARÁS?</w:t>
       </w:r>
     </w:p>
     <w:tbl>
@@ -310,11 +364,11 @@
             <w:tcW w:type="dxa" w:w="10080"/>
             <w:tcBorders>
               <w:top w:val="none" w:color="FFFFFF" w:sz="0"/>
-              <w:left w:val="single" w:color="0F766E" w:sz="24"/>
+              <w:left w:val="single" w:color="0A4A92" w:sz="24"/>
               <w:bottom w:val="none" w:color="FFFFFF" w:sz="0"/>
               <w:right w:val="none" w:color="FFFFFF" w:sz="0"/>
             </w:tcBorders>
-            <w:shd w:fill="E7F5F2" w:color="auto" w:val="clear"/>
+            <w:shd w:fill="E8EEF7" w:color="auto" w:val="clear"/>
             <w:tcMar>
               <w:top w:type="dxa" w:w="160"/>
               <w:left w:type="dxa" w:w="240"/>
@@ -331,7 +385,7 @@
                 <w:rFonts w:ascii="Calibri" w:cs="Calibri" w:eastAsia="Calibri" w:hAnsi="Calibri"/>
                 <w:b/>
                 <w:bCs/>
-                <w:color w:val="0F766E"/>
+                <w:color w:val="0A4A92"/>
                 <w:spacing w:val="20"/>
                 <w:sz w:val="17"/>
                 <w:szCs w:val="17"/>
@@ -346,7 +400,7 @@
             <w:r>
               <w:rPr>
                 <w:rFonts w:ascii="Calibri" w:cs="Calibri" w:eastAsia="Calibri" w:hAnsi="Calibri"/>
-                <w:color w:val="1F2937"/>
+                <w:color w:val="1D1D1B"/>
                 <w:sz w:val="23"/>
                 <w:szCs w:val="23"/>
               </w:rPr>
@@ -366,7 +420,7 @@
         <w:pStyle w:val="Heading1"/>
         <w:keepNext/>
         <w:pBdr>
-          <w:bottom w:val="single" w:color="0F766E" w:sz="8" w:space="4"/>
+          <w:bottom w:val="single" w:color="0A4A92" w:sz="18" w:space="4"/>
         </w:pBdr>
         <w:spacing w:after="160" w:before="360"/>
       </w:pPr>
@@ -375,11 +429,11 @@
           <w:rFonts w:ascii="Calibri" w:cs="Calibri" w:eastAsia="Calibri" w:hAnsi="Calibri"/>
           <w:b/>
           <w:bCs/>
-          <w:color w:val="0F766E"/>
-          <w:sz w:val="30"/>
-          <w:szCs w:val="30"/>
-        </w:rPr>
-        <w:t xml:space="preserve">Para empezar</w:t>
+          <w:color w:val="1D1D1B"/>
+          <w:sz w:val="28"/>
+          <w:szCs w:val="28"/>
+        </w:rPr>
+        <w:t xml:space="preserve">PARA EMPEZAR</w:t>
       </w:r>
     </w:p>
     <w:p>
@@ -389,7 +443,7 @@
       <w:r>
         <w:rPr>
           <w:rFonts w:ascii="Calibri" w:cs="Calibri" w:eastAsia="Calibri" w:hAnsi="Calibri"/>
-          <w:color w:val="1F2937"/>
+          <w:color w:val="1D1D1B"/>
           <w:sz w:val="22"/>
           <w:szCs w:val="22"/>
         </w:rPr>
@@ -403,7 +457,7 @@
       <w:r>
         <w:rPr>
           <w:rFonts w:ascii="Calibri" w:cs="Calibri" w:eastAsia="Calibri" w:hAnsi="Calibri"/>
-          <w:color w:val="1F2937"/>
+          <w:color w:val="1D1D1B"/>
           <w:sz w:val="22"/>
           <w:szCs w:val="22"/>
         </w:rPr>
@@ -421,7 +475,7 @@
           <w:rFonts w:ascii="Calibri" w:cs="Calibri" w:eastAsia="Calibri" w:hAnsi="Calibri"/>
           <w:b/>
           <w:bCs/>
-          <w:color w:val="1F2937"/>
+          <w:color w:val="1D1D1B"/>
           <w:sz w:val="23"/>
           <w:szCs w:val="23"/>
         </w:rPr>
@@ -440,7 +494,7 @@
       <w:r>
         <w:rPr>
           <w:rFonts w:ascii="Calibri" w:cs="Calibri" w:eastAsia="Calibri" w:hAnsi="Calibri"/>
-          <w:color w:val="1F2937"/>
+          <w:color w:val="1D1D1B"/>
           <w:sz w:val="22"/>
           <w:szCs w:val="22"/>
         </w:rPr>
@@ -459,7 +513,7 @@
       <w:r>
         <w:rPr>
           <w:rFonts w:ascii="Calibri" w:cs="Calibri" w:eastAsia="Calibri" w:hAnsi="Calibri"/>
-          <w:color w:val="1F2937"/>
+          <w:color w:val="1D1D1B"/>
           <w:sz w:val="22"/>
           <w:szCs w:val="22"/>
         </w:rPr>
@@ -478,7 +532,7 @@
       <w:r>
         <w:rPr>
           <w:rFonts w:ascii="Calibri" w:cs="Calibri" w:eastAsia="Calibri" w:hAnsi="Calibri"/>
-          <w:color w:val="1F2937"/>
+          <w:color w:val="1D1D1B"/>
           <w:sz w:val="22"/>
           <w:szCs w:val="22"/>
         </w:rPr>
@@ -490,7 +544,7 @@
         <w:pStyle w:val="Heading1"/>
         <w:keepNext/>
         <w:pBdr>
-          <w:bottom w:val="single" w:color="0F766E" w:sz="8" w:space="4"/>
+          <w:bottom w:val="single" w:color="0A4A92" w:sz="18" w:space="4"/>
         </w:pBdr>
         <w:spacing w:after="160" w:before="360"/>
       </w:pPr>
@@ -499,11 +553,11 @@
           <w:rFonts w:ascii="Calibri" w:cs="Calibri" w:eastAsia="Calibri" w:hAnsi="Calibri"/>
           <w:b/>
           <w:bCs/>
-          <w:color w:val="0F766E"/>
-          <w:sz w:val="30"/>
-          <w:szCs w:val="30"/>
-        </w:rPr>
-        <w:t xml:space="preserve">Paso a paso</w:t>
+          <w:color w:val="1D1D1B"/>
+          <w:sz w:val="28"/>
+          <w:szCs w:val="28"/>
+        </w:rPr>
+        <w:t xml:space="preserve">PASO A PASO</w:t>
       </w:r>
     </w:p>
     <w:p>
@@ -511,9 +565,9 @@
         <w:pStyle w:val="Heading2"/>
         <w:keepNext/>
         <w:pBdr>
-          <w:left w:val="single" w:color="0F766E" w:sz="24" w:space="8"/>
+          <w:left w:val="single" w:color="0A4A92" w:sz="36" w:space="8"/>
         </w:pBdr>
-        <w:shd w:fill="E7F5F2" w:color="auto" w:val="clear"/>
+        <w:shd w:fill="E8EEF7" w:color="auto" w:val="clear"/>
         <w:spacing w:after="100" w:before="280"/>
         <w:ind w:left="160"/>
       </w:pPr>
@@ -522,7 +576,7 @@
           <w:rFonts w:ascii="Calibri" w:cs="Calibri" w:eastAsia="Calibri" w:hAnsi="Calibri"/>
           <w:b/>
           <w:bCs/>
-          <w:color w:val="0F766E"/>
+          <w:color w:val="0A4A92"/>
           <w:spacing w:val="20"/>
           <w:sz w:val="18"/>
           <w:szCs w:val="18"/>
@@ -540,7 +594,7 @@
           <w:rFonts w:ascii="Calibri" w:cs="Calibri" w:eastAsia="Calibri" w:hAnsi="Calibri"/>
           <w:b/>
           <w:bCs/>
-          <w:color w:val="1F2937"/>
+          <w:color w:val="1D1D1B"/>
           <w:sz w:val="24"/>
           <w:szCs w:val="24"/>
         </w:rPr>
@@ -559,7 +613,7 @@
       <w:r>
         <w:rPr>
           <w:rFonts w:ascii="Calibri" w:cs="Calibri" w:eastAsia="Calibri" w:hAnsi="Calibri"/>
-          <w:color w:val="1F2937"/>
+          <w:color w:val="1D1D1B"/>
           <w:sz w:val="22"/>
           <w:szCs w:val="22"/>
         </w:rPr>
@@ -578,7 +632,7 @@
       <w:r>
         <w:rPr>
           <w:rFonts w:ascii="Calibri" w:cs="Calibri" w:eastAsia="Calibri" w:hAnsi="Calibri"/>
-          <w:color w:val="1F2937"/>
+          <w:color w:val="1D1D1B"/>
           <w:sz w:val="22"/>
           <w:szCs w:val="22"/>
         </w:rPr>
@@ -590,9 +644,9 @@
         <w:pStyle w:val="Heading2"/>
         <w:keepNext/>
         <w:pBdr>
-          <w:left w:val="single" w:color="0F766E" w:sz="24" w:space="8"/>
+          <w:left w:val="single" w:color="0A4A92" w:sz="36" w:space="8"/>
         </w:pBdr>
-        <w:shd w:fill="E7F5F2" w:color="auto" w:val="clear"/>
+        <w:shd w:fill="E8EEF7" w:color="auto" w:val="clear"/>
         <w:spacing w:after="100" w:before="280"/>
         <w:ind w:left="160"/>
       </w:pPr>
@@ -601,7 +655,7 @@
           <w:rFonts w:ascii="Calibri" w:cs="Calibri" w:eastAsia="Calibri" w:hAnsi="Calibri"/>
           <w:b/>
           <w:bCs/>
-          <w:color w:val="0F766E"/>
+          <w:color w:val="0A4A92"/>
           <w:spacing w:val="20"/>
           <w:sz w:val="18"/>
           <w:szCs w:val="18"/>
@@ -619,7 +673,7 @@
           <w:rFonts w:ascii="Calibri" w:cs="Calibri" w:eastAsia="Calibri" w:hAnsi="Calibri"/>
           <w:b/>
           <w:bCs/>
-          <w:color w:val="1F2937"/>
+          <w:color w:val="1D1D1B"/>
           <w:sz w:val="24"/>
           <w:szCs w:val="24"/>
         </w:rPr>
@@ -638,7 +692,7 @@
       <w:r>
         <w:rPr>
           <w:rFonts w:ascii="Calibri" w:cs="Calibri" w:eastAsia="Calibri" w:hAnsi="Calibri"/>
-          <w:color w:val="1F2937"/>
+          <w:color w:val="1D1D1B"/>
           <w:sz w:val="22"/>
           <w:szCs w:val="22"/>
         </w:rPr>
@@ -657,7 +711,7 @@
       <w:r>
         <w:rPr>
           <w:rFonts w:ascii="Calibri" w:cs="Calibri" w:eastAsia="Calibri" w:hAnsi="Calibri"/>
-          <w:color w:val="1F2937"/>
+          <w:color w:val="1D1D1B"/>
           <w:sz w:val="22"/>
           <w:szCs w:val="22"/>
         </w:rPr>
@@ -676,7 +730,7 @@
       <w:r>
         <w:rPr>
           <w:rFonts w:ascii="Calibri" w:cs="Calibri" w:eastAsia="Calibri" w:hAnsi="Calibri"/>
-          <w:color w:val="1F2937"/>
+          <w:color w:val="1D1D1B"/>
           <w:sz w:val="22"/>
           <w:szCs w:val="22"/>
         </w:rPr>
@@ -695,7 +749,7 @@
       <w:r>
         <w:rPr>
           <w:rFonts w:ascii="Calibri" w:cs="Calibri" w:eastAsia="Calibri" w:hAnsi="Calibri"/>
-          <w:color w:val="1F2937"/>
+          <w:color w:val="1D1D1B"/>
           <w:sz w:val="22"/>
           <w:szCs w:val="22"/>
         </w:rPr>
@@ -714,7 +768,7 @@
       <w:r>
         <w:rPr>
           <w:rFonts w:ascii="Calibri" w:cs="Calibri" w:eastAsia="Calibri" w:hAnsi="Calibri"/>
-          <w:color w:val="1F2937"/>
+          <w:color w:val="1D1D1B"/>
           <w:sz w:val="22"/>
           <w:szCs w:val="22"/>
         </w:rPr>
@@ -733,7 +787,7 @@
       <w:r>
         <w:rPr>
           <w:rFonts w:ascii="Calibri" w:cs="Calibri" w:eastAsia="Calibri" w:hAnsi="Calibri"/>
-          <w:color w:val="1F2937"/>
+          <w:color w:val="1D1D1B"/>
           <w:sz w:val="22"/>
           <w:szCs w:val="22"/>
         </w:rPr>
@@ -762,11 +816,11 @@
             <w:tcW w:type="dxa" w:w="10080"/>
             <w:tcBorders>
               <w:top w:val="none" w:color="FFFFFF" w:sz="0"/>
-              <w:left w:val="single" w:color="B45309" w:sz="24"/>
+              <w:left w:val="single" w:color="EF7D00" w:sz="24"/>
               <w:bottom w:val="none" w:color="FFFFFF" w:sz="0"/>
               <w:right w:val="none" w:color="FFFFFF" w:sz="0"/>
             </w:tcBorders>
-            <w:shd w:fill="FEF6E4" w:color="auto" w:val="clear"/>
+            <w:shd w:fill="FFF4DC" w:color="auto" w:val="clear"/>
             <w:tcMar>
               <w:top w:type="dxa" w:w="160"/>
               <w:left w:type="dxa" w:w="240"/>
@@ -783,7 +837,7 @@
                 <w:rFonts w:ascii="Calibri" w:cs="Calibri" w:eastAsia="Calibri" w:hAnsi="Calibri"/>
                 <w:b/>
                 <w:bCs/>
-                <w:color w:val="B45309"/>
+                <w:color w:val="8A5A00"/>
                 <w:spacing w:val="20"/>
                 <w:sz w:val="17"/>
                 <w:szCs w:val="17"/>
@@ -798,7 +852,7 @@
             <w:r>
               <w:rPr>
                 <w:rFonts w:ascii="Calibri" w:cs="Calibri" w:eastAsia="Calibri" w:hAnsi="Calibri"/>
-                <w:color w:val="1F2937"/>
+                <w:color w:val="1D1D1B"/>
                 <w:sz w:val="22"/>
                 <w:szCs w:val="22"/>
               </w:rPr>
@@ -818,9 +872,9 @@
         <w:pStyle w:val="Heading2"/>
         <w:keepNext/>
         <w:pBdr>
-          <w:left w:val="single" w:color="0F766E" w:sz="24" w:space="8"/>
+          <w:left w:val="single" w:color="0A4A92" w:sz="36" w:space="8"/>
         </w:pBdr>
-        <w:shd w:fill="E7F5F2" w:color="auto" w:val="clear"/>
+        <w:shd w:fill="E8EEF7" w:color="auto" w:val="clear"/>
         <w:spacing w:after="100" w:before="280"/>
         <w:ind w:left="160"/>
       </w:pPr>
@@ -829,7 +883,7 @@
           <w:rFonts w:ascii="Calibri" w:cs="Calibri" w:eastAsia="Calibri" w:hAnsi="Calibri"/>
           <w:b/>
           <w:bCs/>
-          <w:color w:val="0F766E"/>
+          <w:color w:val="0A4A92"/>
           <w:spacing w:val="20"/>
           <w:sz w:val="18"/>
           <w:szCs w:val="18"/>
@@ -847,7 +901,7 @@
           <w:rFonts w:ascii="Calibri" w:cs="Calibri" w:eastAsia="Calibri" w:hAnsi="Calibri"/>
           <w:b/>
           <w:bCs/>
-          <w:color w:val="1F2937"/>
+          <w:color w:val="1D1D1B"/>
           <w:sz w:val="24"/>
           <w:szCs w:val="24"/>
         </w:rPr>
@@ -866,7 +920,7 @@
       <w:r>
         <w:rPr>
           <w:rFonts w:ascii="Calibri" w:cs="Calibri" w:eastAsia="Calibri" w:hAnsi="Calibri"/>
-          <w:color w:val="1F2937"/>
+          <w:color w:val="1D1D1B"/>
           <w:sz w:val="22"/>
           <w:szCs w:val="22"/>
         </w:rPr>
@@ -885,7 +939,7 @@
       <w:r>
         <w:rPr>
           <w:rFonts w:ascii="Calibri" w:cs="Calibri" w:eastAsia="Calibri" w:hAnsi="Calibri"/>
-          <w:color w:val="1F2937"/>
+          <w:color w:val="1D1D1B"/>
           <w:sz w:val="22"/>
           <w:szCs w:val="22"/>
         </w:rPr>
@@ -897,9 +951,9 @@
         <w:pStyle w:val="Heading2"/>
         <w:keepNext/>
         <w:pBdr>
-          <w:left w:val="single" w:color="0F766E" w:sz="24" w:space="8"/>
+          <w:left w:val="single" w:color="0A4A92" w:sz="36" w:space="8"/>
         </w:pBdr>
-        <w:shd w:fill="E7F5F2" w:color="auto" w:val="clear"/>
+        <w:shd w:fill="E8EEF7" w:color="auto" w:val="clear"/>
         <w:spacing w:after="100" w:before="280"/>
         <w:ind w:left="160"/>
       </w:pPr>
@@ -908,7 +962,7 @@
           <w:rFonts w:ascii="Calibri" w:cs="Calibri" w:eastAsia="Calibri" w:hAnsi="Calibri"/>
           <w:b/>
           <w:bCs/>
-          <w:color w:val="0F766E"/>
+          <w:color w:val="0A4A92"/>
           <w:spacing w:val="20"/>
           <w:sz w:val="18"/>
           <w:szCs w:val="18"/>
@@ -926,7 +980,7 @@
           <w:rFonts w:ascii="Calibri" w:cs="Calibri" w:eastAsia="Calibri" w:hAnsi="Calibri"/>
           <w:b/>
           <w:bCs/>
-          <w:color w:val="1F2937"/>
+          <w:color w:val="1D1D1B"/>
           <w:sz w:val="24"/>
           <w:szCs w:val="24"/>
         </w:rPr>
@@ -945,7 +999,7 @@
       <w:r>
         <w:rPr>
           <w:rFonts w:ascii="Calibri" w:cs="Calibri" w:eastAsia="Calibri" w:hAnsi="Calibri"/>
-          <w:color w:val="1F2937"/>
+          <w:color w:val="1D1D1B"/>
           <w:sz w:val="22"/>
           <w:szCs w:val="22"/>
         </w:rPr>
@@ -964,7 +1018,7 @@
       <w:r>
         <w:rPr>
           <w:rFonts w:ascii="Calibri" w:cs="Calibri" w:eastAsia="Calibri" w:hAnsi="Calibri"/>
-          <w:color w:val="1F2937"/>
+          <w:color w:val="1D1D1B"/>
           <w:sz w:val="22"/>
           <w:szCs w:val="22"/>
         </w:rPr>
@@ -983,7 +1037,7 @@
       <w:r>
         <w:rPr>
           <w:rFonts w:ascii="Calibri" w:cs="Calibri" w:eastAsia="Calibri" w:hAnsi="Calibri"/>
-          <w:color w:val="1F2937"/>
+          <w:color w:val="1D1D1B"/>
           <w:sz w:val="22"/>
           <w:szCs w:val="22"/>
         </w:rPr>
@@ -995,9 +1049,9 @@
         <w:pStyle w:val="Heading2"/>
         <w:keepNext/>
         <w:pBdr>
-          <w:left w:val="single" w:color="0F766E" w:sz="24" w:space="8"/>
+          <w:left w:val="single" w:color="0A4A92" w:sz="36" w:space="8"/>
         </w:pBdr>
-        <w:shd w:fill="E7F5F2" w:color="auto" w:val="clear"/>
+        <w:shd w:fill="E8EEF7" w:color="auto" w:val="clear"/>
         <w:spacing w:after="100" w:before="280"/>
         <w:ind w:left="160"/>
       </w:pPr>
@@ -1006,7 +1060,7 @@
           <w:rFonts w:ascii="Calibri" w:cs="Calibri" w:eastAsia="Calibri" w:hAnsi="Calibri"/>
           <w:b/>
           <w:bCs/>
-          <w:color w:val="0F766E"/>
+          <w:color w:val="0A4A92"/>
           <w:spacing w:val="20"/>
           <w:sz w:val="18"/>
           <w:szCs w:val="18"/>
@@ -1024,7 +1078,7 @@
           <w:rFonts w:ascii="Calibri" w:cs="Calibri" w:eastAsia="Calibri" w:hAnsi="Calibri"/>
           <w:b/>
           <w:bCs/>
-          <w:color w:val="1F2937"/>
+          <w:color w:val="1D1D1B"/>
           <w:sz w:val="24"/>
           <w:szCs w:val="24"/>
         </w:rPr>
@@ -1043,7 +1097,7 @@
       <w:r>
         <w:rPr>
           <w:rFonts w:ascii="Calibri" w:cs="Calibri" w:eastAsia="Calibri" w:hAnsi="Calibri"/>
-          <w:color w:val="1F2937"/>
+          <w:color w:val="1D1D1B"/>
           <w:sz w:val="22"/>
           <w:szCs w:val="22"/>
         </w:rPr>
@@ -1062,7 +1116,7 @@
       <w:r>
         <w:rPr>
           <w:rFonts w:ascii="Calibri" w:cs="Calibri" w:eastAsia="Calibri" w:hAnsi="Calibri"/>
-          <w:color w:val="1F2937"/>
+          <w:color w:val="1D1D1B"/>
           <w:sz w:val="22"/>
           <w:szCs w:val="22"/>
         </w:rPr>
@@ -1081,7 +1135,7 @@
       <w:r>
         <w:rPr>
           <w:rFonts w:ascii="Calibri" w:cs="Calibri" w:eastAsia="Calibri" w:hAnsi="Calibri"/>
-          <w:color w:val="1F2937"/>
+          <w:color w:val="1D1D1B"/>
           <w:sz w:val="22"/>
           <w:szCs w:val="22"/>
         </w:rPr>
@@ -1093,9 +1147,9 @@
         <w:pStyle w:val="Heading2"/>
         <w:keepNext/>
         <w:pBdr>
-          <w:left w:val="single" w:color="0F766E" w:sz="24" w:space="8"/>
+          <w:left w:val="single" w:color="0A4A92" w:sz="36" w:space="8"/>
         </w:pBdr>
-        <w:shd w:fill="E7F5F2" w:color="auto" w:val="clear"/>
+        <w:shd w:fill="E8EEF7" w:color="auto" w:val="clear"/>
         <w:spacing w:after="100" w:before="280"/>
         <w:ind w:left="160"/>
       </w:pPr>
@@ -1104,7 +1158,7 @@
           <w:rFonts w:ascii="Calibri" w:cs="Calibri" w:eastAsia="Calibri" w:hAnsi="Calibri"/>
           <w:b/>
           <w:bCs/>
-          <w:color w:val="0F766E"/>
+          <w:color w:val="0A4A92"/>
           <w:spacing w:val="20"/>
           <w:sz w:val="18"/>
           <w:szCs w:val="18"/>
@@ -1122,7 +1176,7 @@
           <w:rFonts w:ascii="Calibri" w:cs="Calibri" w:eastAsia="Calibri" w:hAnsi="Calibri"/>
           <w:b/>
           <w:bCs/>
-          <w:color w:val="1F2937"/>
+          <w:color w:val="1D1D1B"/>
           <w:sz w:val="24"/>
           <w:szCs w:val="24"/>
         </w:rPr>
@@ -1141,7 +1195,7 @@
       <w:r>
         <w:rPr>
           <w:rFonts w:ascii="Calibri" w:cs="Calibri" w:eastAsia="Calibri" w:hAnsi="Calibri"/>
-          <w:color w:val="1F2937"/>
+          <w:color w:val="1D1D1B"/>
           <w:sz w:val="22"/>
           <w:szCs w:val="22"/>
         </w:rPr>
@@ -1160,7 +1214,7 @@
       <w:r>
         <w:rPr>
           <w:rFonts w:ascii="Calibri" w:cs="Calibri" w:eastAsia="Calibri" w:hAnsi="Calibri"/>
-          <w:color w:val="1F2937"/>
+          <w:color w:val="1D1D1B"/>
           <w:sz w:val="22"/>
           <w:szCs w:val="22"/>
         </w:rPr>
@@ -1189,11 +1243,11 @@
             <w:tcW w:type="dxa" w:w="10080"/>
             <w:tcBorders>
               <w:top w:val="none" w:color="FFFFFF" w:sz="0"/>
-              <w:left w:val="single" w:color="B45309" w:sz="24"/>
+              <w:left w:val="single" w:color="EF7D00" w:sz="24"/>
               <w:bottom w:val="none" w:color="FFFFFF" w:sz="0"/>
               <w:right w:val="none" w:color="FFFFFF" w:sz="0"/>
             </w:tcBorders>
-            <w:shd w:fill="FEF6E4" w:color="auto" w:val="clear"/>
+            <w:shd w:fill="FFF4DC" w:color="auto" w:val="clear"/>
             <w:tcMar>
               <w:top w:type="dxa" w:w="160"/>
               <w:left w:type="dxa" w:w="240"/>
@@ -1210,7 +1264,7 @@
                 <w:rFonts w:ascii="Calibri" w:cs="Calibri" w:eastAsia="Calibri" w:hAnsi="Calibri"/>
                 <w:b/>
                 <w:bCs/>
-                <w:color w:val="B45309"/>
+                <w:color w:val="8A5A00"/>
                 <w:spacing w:val="20"/>
                 <w:sz w:val="17"/>
                 <w:szCs w:val="17"/>
@@ -1225,7 +1279,7 @@
             <w:r>
               <w:rPr>
                 <w:rFonts w:ascii="Calibri" w:cs="Calibri" w:eastAsia="Calibri" w:hAnsi="Calibri"/>
-                <w:color w:val="1F2937"/>
+                <w:color w:val="1D1D1B"/>
                 <w:sz w:val="22"/>
                 <w:szCs w:val="22"/>
               </w:rPr>
@@ -1245,9 +1299,9 @@
         <w:pStyle w:val="Heading2"/>
         <w:keepNext/>
         <w:pBdr>
-          <w:left w:val="single" w:color="0F766E" w:sz="24" w:space="8"/>
+          <w:left w:val="single" w:color="0A4A92" w:sz="36" w:space="8"/>
         </w:pBdr>
-        <w:shd w:fill="E7F5F2" w:color="auto" w:val="clear"/>
+        <w:shd w:fill="E8EEF7" w:color="auto" w:val="clear"/>
         <w:spacing w:after="100" w:before="280"/>
         <w:ind w:left="160"/>
       </w:pPr>
@@ -1256,7 +1310,7 @@
           <w:rFonts w:ascii="Calibri" w:cs="Calibri" w:eastAsia="Calibri" w:hAnsi="Calibri"/>
           <w:b/>
           <w:bCs/>
-          <w:color w:val="0F766E"/>
+          <w:color w:val="0A4A92"/>
           <w:spacing w:val="20"/>
           <w:sz w:val="18"/>
           <w:szCs w:val="18"/>
@@ -1274,7 +1328,7 @@
           <w:rFonts w:ascii="Calibri" w:cs="Calibri" w:eastAsia="Calibri" w:hAnsi="Calibri"/>
           <w:b/>
           <w:bCs/>
-          <w:color w:val="1F2937"/>
+          <w:color w:val="1D1D1B"/>
           <w:sz w:val="24"/>
           <w:szCs w:val="24"/>
         </w:rPr>
@@ -1293,7 +1347,7 @@
       <w:r>
         <w:rPr>
           <w:rFonts w:ascii="Calibri" w:cs="Calibri" w:eastAsia="Calibri" w:hAnsi="Calibri"/>
-          <w:color w:val="1F2937"/>
+          <w:color w:val="1D1D1B"/>
           <w:sz w:val="22"/>
           <w:szCs w:val="22"/>
         </w:rPr>
@@ -1312,7 +1366,7 @@
       <w:r>
         <w:rPr>
           <w:rFonts w:ascii="Calibri" w:cs="Calibri" w:eastAsia="Calibri" w:hAnsi="Calibri"/>
-          <w:color w:val="1F2937"/>
+          <w:color w:val="1D1D1B"/>
           <w:sz w:val="22"/>
           <w:szCs w:val="22"/>
         </w:rPr>
@@ -1324,7 +1378,7 @@
         <w:pStyle w:val="Heading1"/>
         <w:keepNext/>
         <w:pBdr>
-          <w:bottom w:val="single" w:color="0F766E" w:sz="8" w:space="4"/>
+          <w:bottom w:val="single" w:color="0A4A92" w:sz="18" w:space="4"/>
         </w:pBdr>
         <w:spacing w:after="160" w:before="360"/>
       </w:pPr>
@@ -1333,23 +1387,23 @@
           <w:rFonts w:ascii="Calibri" w:cs="Calibri" w:eastAsia="Calibri" w:hAnsi="Calibri"/>
           <w:b/>
           <w:bCs/>
-          <w:color w:val="0F766E"/>
-          <w:sz w:val="30"/>
-          <w:szCs w:val="30"/>
-        </w:rPr>
-        <w:t xml:space="preserve">¿Qué recurso uso?</w:t>
+          <w:color w:val="1D1D1B"/>
+          <w:sz w:val="28"/>
+          <w:szCs w:val="28"/>
+        </w:rPr>
+        <w:t xml:space="preserve">¿QUÉ RECURSO USO?</w:t>
       </w:r>
     </w:p>
     <w:tbl>
       <w:tblPr>
         <w:tblW w:type="dxa" w:w="10080"/>
         <w:tblBorders>
-          <w:top w:val="single" w:color="E5E7EB" w:sz="4"/>
-          <w:left w:val="single" w:color="E5E7EB" w:sz="4"/>
-          <w:bottom w:val="single" w:color="E5E7EB" w:sz="4"/>
-          <w:right w:val="single" w:color="E5E7EB" w:sz="4"/>
-          <w:insideH w:val="single" w:color="E5E7EB" w:sz="4"/>
-          <w:insideV w:val="single" w:color="E5E7EB" w:sz="4"/>
+          <w:top w:val="single" w:color="E2E2DF" w:sz="4"/>
+          <w:left w:val="single" w:color="E2E2DF" w:sz="4"/>
+          <w:bottom w:val="single" w:color="E2E2DF" w:sz="4"/>
+          <w:right w:val="single" w:color="E2E2DF" w:sz="4"/>
+          <w:insideH w:val="single" w:color="E2E2DF" w:sz="4"/>
+          <w:insideV w:val="single" w:color="E2E2DF" w:sz="4"/>
         </w:tblBorders>
         <w:tblLayout w:type="fixed"/>
       </w:tblPr>
@@ -1364,7 +1418,7 @@
         <w:tc>
           <w:tcPr>
             <w:tcW w:type="dxa" w:w="3629"/>
-            <w:shd w:fill="0F766E" w:color="auto" w:val="clear"/>
+            <w:shd w:fill="0A4A92" w:color="auto" w:val="clear"/>
             <w:tcMar>
               <w:top w:type="dxa" w:w="100"/>
               <w:left w:type="dxa" w:w="140"/>
@@ -1392,7 +1446,7 @@
         <w:tc>
           <w:tcPr>
             <w:tcW w:type="dxa" w:w="6451"/>
-            <w:shd w:fill="0F766E" w:color="auto" w:val="clear"/>
+            <w:shd w:fill="0A4A92" w:color="auto" w:val="clear"/>
             <w:tcMar>
               <w:top w:type="dxa" w:w="100"/>
               <w:left w:type="dxa" w:w="140"/>
@@ -1442,7 +1496,7 @@
               <w:rPr>
                 <w:b/>
                 <w:bCs/>
-                <w:color w:val="1F2937"/>
+                <w:color w:val="1D1D1B"/>
                 <w:sz w:val="20"/>
                 <w:szCs w:val="20"/>
               </w:rPr>
@@ -1470,7 +1524,7 @@
               <w:rPr>
                 <w:b w:val="false"/>
                 <w:bCs w:val="false"/>
-                <w:color w:val="1F2937"/>
+                <w:color w:val="1D1D1B"/>
                 <w:sz w:val="20"/>
                 <w:szCs w:val="20"/>
               </w:rPr>
@@ -1486,7 +1540,7 @@
         <w:tc>
           <w:tcPr>
             <w:tcW w:type="dxa" w:w="3629"/>
-            <w:shd w:fill="F9FAFB" w:color="auto" w:val="clear"/>
+            <w:shd w:fill="F4F4F2" w:color="auto" w:val="clear"/>
             <w:tcMar>
               <w:top w:type="dxa" w:w="100"/>
               <w:left w:type="dxa" w:w="140"/>
@@ -1503,7 +1557,7 @@
               <w:rPr>
                 <w:b/>
                 <w:bCs/>
-                <w:color w:val="1F2937"/>
+                <w:color w:val="1D1D1B"/>
                 <w:sz w:val="20"/>
                 <w:szCs w:val="20"/>
               </w:rPr>
@@ -1514,7 +1568,7 @@
         <w:tc>
           <w:tcPr>
             <w:tcW w:type="dxa" w:w="6451"/>
-            <w:shd w:fill="F9FAFB" w:color="auto" w:val="clear"/>
+            <w:shd w:fill="F4F4F2" w:color="auto" w:val="clear"/>
             <w:tcMar>
               <w:top w:type="dxa" w:w="100"/>
               <w:left w:type="dxa" w:w="140"/>
@@ -1531,7 +1585,7 @@
               <w:rPr>
                 <w:b w:val="false"/>
                 <w:bCs w:val="false"/>
-                <w:color w:val="1F2937"/>
+                <w:color w:val="1D1D1B"/>
                 <w:sz w:val="20"/>
                 <w:szCs w:val="20"/>
               </w:rPr>
@@ -1564,7 +1618,7 @@
               <w:rPr>
                 <w:b/>
                 <w:bCs/>
-                <w:color w:val="1F2937"/>
+                <w:color w:val="1D1D1B"/>
                 <w:sz w:val="20"/>
                 <w:szCs w:val="20"/>
               </w:rPr>
@@ -1592,7 +1646,7 @@
               <w:rPr>
                 <w:b w:val="false"/>
                 <w:bCs w:val="false"/>
-                <w:color w:val="1F2937"/>
+                <w:color w:val="1D1D1B"/>
                 <w:sz w:val="20"/>
                 <w:szCs w:val="20"/>
               </w:rPr>
@@ -1608,7 +1662,7 @@
         <w:tc>
           <w:tcPr>
             <w:tcW w:type="dxa" w:w="3629"/>
-            <w:shd w:fill="F9FAFB" w:color="auto" w:val="clear"/>
+            <w:shd w:fill="F4F4F2" w:color="auto" w:val="clear"/>
             <w:tcMar>
               <w:top w:type="dxa" w:w="100"/>
               <w:left w:type="dxa" w:w="140"/>
@@ -1625,7 +1679,7 @@
               <w:rPr>
                 <w:b/>
                 <w:bCs/>
-                <w:color w:val="1F2937"/>
+                <w:color w:val="1D1D1B"/>
                 <w:sz w:val="20"/>
                 <w:szCs w:val="20"/>
               </w:rPr>
@@ -1636,7 +1690,7 @@
         <w:tc>
           <w:tcPr>
             <w:tcW w:type="dxa" w:w="6451"/>
-            <w:shd w:fill="F9FAFB" w:color="auto" w:val="clear"/>
+            <w:shd w:fill="F4F4F2" w:color="auto" w:val="clear"/>
             <w:tcMar>
               <w:top w:type="dxa" w:w="100"/>
               <w:left w:type="dxa" w:w="140"/>
@@ -1653,7 +1707,7 @@
               <w:rPr>
                 <w:b w:val="false"/>
                 <w:bCs w:val="false"/>
-                <w:color w:val="1F2937"/>
+                <w:color w:val="1D1D1B"/>
                 <w:sz w:val="20"/>
                 <w:szCs w:val="20"/>
               </w:rPr>
@@ -1686,7 +1740,7 @@
               <w:rPr>
                 <w:b/>
                 <w:bCs/>
-                <w:color w:val="1F2937"/>
+                <w:color w:val="1D1D1B"/>
                 <w:sz w:val="20"/>
                 <w:szCs w:val="20"/>
               </w:rPr>
@@ -1714,7 +1768,7 @@
               <w:rPr>
                 <w:b w:val="false"/>
                 <w:bCs w:val="false"/>
-                <w:color w:val="1F2937"/>
+                <w:color w:val="1D1D1B"/>
                 <w:sz w:val="20"/>
                 <w:szCs w:val="20"/>
               </w:rPr>
@@ -1734,7 +1788,7 @@
         <w:pStyle w:val="Heading1"/>
         <w:keepNext/>
         <w:pBdr>
-          <w:bottom w:val="single" w:color="0F766E" w:sz="8" w:space="4"/>
+          <w:bottom w:val="single" w:color="0A4A92" w:sz="18" w:space="4"/>
         </w:pBdr>
         <w:spacing w:after="160" w:before="360"/>
       </w:pPr>
@@ -1743,11 +1797,11 @@
           <w:rFonts w:ascii="Calibri" w:cs="Calibri" w:eastAsia="Calibri" w:hAnsi="Calibri"/>
           <w:b/>
           <w:bCs/>
-          <w:color w:val="0F766E"/>
-          <w:sz w:val="30"/>
-          <w:szCs w:val="30"/>
-        </w:rPr>
-        <w:t xml:space="preserve">Buenas prácticas</w:t>
+          <w:color w:val="1D1D1B"/>
+          <w:sz w:val="28"/>
+          <w:szCs w:val="28"/>
+        </w:rPr>
+        <w:t xml:space="preserve">BUENAS PRÁCTICAS</w:t>
       </w:r>
     </w:p>
     <w:p>
@@ -1762,7 +1816,7 @@
       <w:r>
         <w:rPr>
           <w:rFonts w:ascii="Calibri" w:cs="Calibri" w:eastAsia="Calibri" w:hAnsi="Calibri"/>
-          <w:color w:val="1F2937"/>
+          <w:color w:val="1D1D1B"/>
           <w:sz w:val="22"/>
           <w:szCs w:val="22"/>
         </w:rPr>
@@ -1781,7 +1835,7 @@
       <w:r>
         <w:rPr>
           <w:rFonts w:ascii="Calibri" w:cs="Calibri" w:eastAsia="Calibri" w:hAnsi="Calibri"/>
-          <w:color w:val="1F2937"/>
+          <w:color w:val="1D1D1B"/>
           <w:sz w:val="22"/>
           <w:szCs w:val="22"/>
         </w:rPr>
@@ -1800,7 +1854,7 @@
       <w:r>
         <w:rPr>
           <w:rFonts w:ascii="Calibri" w:cs="Calibri" w:eastAsia="Calibri" w:hAnsi="Calibri"/>
-          <w:color w:val="1F2937"/>
+          <w:color w:val="1D1D1B"/>
           <w:sz w:val="22"/>
           <w:szCs w:val="22"/>
         </w:rPr>
@@ -1819,7 +1873,7 @@
       <w:r>
         <w:rPr>
           <w:rFonts w:ascii="Calibri" w:cs="Calibri" w:eastAsia="Calibri" w:hAnsi="Calibri"/>
-          <w:color w:val="1F2937"/>
+          <w:color w:val="1D1D1B"/>
           <w:sz w:val="22"/>
           <w:szCs w:val="22"/>
         </w:rPr>
@@ -1831,7 +1885,7 @@
         <w:pStyle w:val="Heading1"/>
         <w:keepNext/>
         <w:pBdr>
-          <w:bottom w:val="single" w:color="0F766E" w:sz="8" w:space="4"/>
+          <w:bottom w:val="single" w:color="0A4A92" w:sz="18" w:space="4"/>
         </w:pBdr>
         <w:spacing w:after="160" w:before="360"/>
       </w:pPr>
@@ -1840,23 +1894,23 @@
           <w:rFonts w:ascii="Calibri" w:cs="Calibri" w:eastAsia="Calibri" w:hAnsi="Calibri"/>
           <w:b/>
           <w:bCs/>
-          <w:color w:val="0F766E"/>
-          <w:sz w:val="30"/>
-          <w:szCs w:val="30"/>
-        </w:rPr>
-        <w:t xml:space="preserve">Errores frecuentes y cómo resolverlos</w:t>
+          <w:color w:val="1D1D1B"/>
+          <w:sz w:val="28"/>
+          <w:szCs w:val="28"/>
+        </w:rPr>
+        <w:t xml:space="preserve">ERRORES FRECUENTES Y CÓMO RESOLVERLOS</w:t>
       </w:r>
     </w:p>
     <w:tbl>
       <w:tblPr>
         <w:tblW w:type="dxa" w:w="10080"/>
         <w:tblBorders>
-          <w:top w:val="single" w:color="E5E7EB" w:sz="4"/>
-          <w:left w:val="single" w:color="E5E7EB" w:sz="4"/>
-          <w:bottom w:val="single" w:color="E5E7EB" w:sz="4"/>
-          <w:right w:val="single" w:color="E5E7EB" w:sz="4"/>
-          <w:insideH w:val="single" w:color="E5E7EB" w:sz="4"/>
-          <w:insideV w:val="single" w:color="E5E7EB" w:sz="4"/>
+          <w:top w:val="single" w:color="E2E2DF" w:sz="4"/>
+          <w:left w:val="single" w:color="E2E2DF" w:sz="4"/>
+          <w:bottom w:val="single" w:color="E2E2DF" w:sz="4"/>
+          <w:right w:val="single" w:color="E2E2DF" w:sz="4"/>
+          <w:insideH w:val="single" w:color="E2E2DF" w:sz="4"/>
+          <w:insideV w:val="single" w:color="E2E2DF" w:sz="4"/>
         </w:tblBorders>
         <w:tblLayout w:type="fixed"/>
       </w:tblPr>
@@ -1871,7 +1925,7 @@
         <w:tc>
           <w:tcPr>
             <w:tcW w:type="dxa" w:w="3629"/>
-            <w:shd w:fill="0F766E" w:color="auto" w:val="clear"/>
+            <w:shd w:fill="0A4A92" w:color="auto" w:val="clear"/>
             <w:tcMar>
               <w:top w:type="dxa" w:w="100"/>
               <w:left w:type="dxa" w:w="140"/>
@@ -1899,7 +1953,7 @@
         <w:tc>
           <w:tcPr>
             <w:tcW w:type="dxa" w:w="6451"/>
-            <w:shd w:fill="0F766E" w:color="auto" w:val="clear"/>
+            <w:shd w:fill="0A4A92" w:color="auto" w:val="clear"/>
             <w:tcMar>
               <w:top w:type="dxa" w:w="100"/>
               <w:left w:type="dxa" w:w="140"/>
@@ -1949,7 +2003,7 @@
               <w:rPr>
                 <w:b/>
                 <w:bCs/>
-                <w:color w:val="1F2937"/>
+                <w:color w:val="1D1D1B"/>
                 <w:sz w:val="20"/>
                 <w:szCs w:val="20"/>
               </w:rPr>
@@ -1977,7 +2031,7 @@
               <w:rPr>
                 <w:b w:val="false"/>
                 <w:bCs w:val="false"/>
-                <w:color w:val="1F2937"/>
+                <w:color w:val="1D1D1B"/>
                 <w:sz w:val="20"/>
                 <w:szCs w:val="20"/>
               </w:rPr>
@@ -1993,7 +2047,7 @@
         <w:tc>
           <w:tcPr>
             <w:tcW w:type="dxa" w:w="3629"/>
-            <w:shd w:fill="F9FAFB" w:color="auto" w:val="clear"/>
+            <w:shd w:fill="F4F4F2" w:color="auto" w:val="clear"/>
             <w:tcMar>
               <w:top w:type="dxa" w:w="100"/>
               <w:left w:type="dxa" w:w="140"/>
@@ -2010,7 +2064,7 @@
               <w:rPr>
                 <w:b/>
                 <w:bCs/>
-                <w:color w:val="1F2937"/>
+                <w:color w:val="1D1D1B"/>
                 <w:sz w:val="20"/>
                 <w:szCs w:val="20"/>
               </w:rPr>
@@ -2021,7 +2075,7 @@
         <w:tc>
           <w:tcPr>
             <w:tcW w:type="dxa" w:w="6451"/>
-            <w:shd w:fill="F9FAFB" w:color="auto" w:val="clear"/>
+            <w:shd w:fill="F4F4F2" w:color="auto" w:val="clear"/>
             <w:tcMar>
               <w:top w:type="dxa" w:w="100"/>
               <w:left w:type="dxa" w:w="140"/>
@@ -2038,7 +2092,7 @@
               <w:rPr>
                 <w:b w:val="false"/>
                 <w:bCs w:val="false"/>
-                <w:color w:val="1F2937"/>
+                <w:color w:val="1D1D1B"/>
                 <w:sz w:val="20"/>
                 <w:szCs w:val="20"/>
               </w:rPr>
@@ -2071,7 +2125,7 @@
               <w:rPr>
                 <w:b/>
                 <w:bCs/>
-                <w:color w:val="1F2937"/>
+                <w:color w:val="1D1D1B"/>
                 <w:sz w:val="20"/>
                 <w:szCs w:val="20"/>
               </w:rPr>
@@ -2099,7 +2153,7 @@
               <w:rPr>
                 <w:b w:val="false"/>
                 <w:bCs w:val="false"/>
-                <w:color w:val="1F2937"/>
+                <w:color w:val="1D1D1B"/>
                 <w:sz w:val="20"/>
                 <w:szCs w:val="20"/>
               </w:rPr>
@@ -2119,7 +2173,7 @@
         <w:pStyle w:val="Heading1"/>
         <w:keepNext/>
         <w:pBdr>
-          <w:bottom w:val="single" w:color="0F766E" w:sz="8" w:space="4"/>
+          <w:bottom w:val="single" w:color="0A4A92" w:sz="18" w:space="4"/>
         </w:pBdr>
         <w:spacing w:after="160" w:before="360"/>
       </w:pPr>
@@ -2128,11 +2182,11 @@
           <w:rFonts w:ascii="Calibri" w:cs="Calibri" w:eastAsia="Calibri" w:hAnsi="Calibri"/>
           <w:b/>
           <w:bCs/>
-          <w:color w:val="0F766E"/>
-          <w:sz w:val="30"/>
-          <w:szCs w:val="30"/>
-        </w:rPr>
-        <w:t xml:space="preserve">Reto práctico</w:t>
+          <w:color w:val="1D1D1B"/>
+          <w:sz w:val="28"/>
+          <w:szCs w:val="28"/>
+        </w:rPr>
+        <w:t xml:space="preserve">RETO PRÁCTICO</w:t>
       </w:r>
     </w:p>
     <w:tbl>
@@ -2157,11 +2211,11 @@
             <w:tcW w:type="dxa" w:w="10080"/>
             <w:tcBorders>
               <w:top w:val="none" w:color="FFFFFF" w:sz="0"/>
-              <w:left w:val="single" w:color="0F766E" w:sz="24"/>
+              <w:left w:val="single" w:color="1D1D1B" w:sz="24"/>
               <w:bottom w:val="none" w:color="FFFFFF" w:sz="0"/>
               <w:right w:val="none" w:color="FFFFFF" w:sz="0"/>
             </w:tcBorders>
-            <w:shd w:fill="E7F5F2" w:color="auto" w:val="clear"/>
+            <w:shd w:fill="F4F4F2" w:color="auto" w:val="clear"/>
             <w:tcMar>
               <w:top w:type="dxa" w:w="160"/>
               <w:left w:type="dxa" w:w="240"/>
@@ -2178,7 +2232,7 @@
                 <w:rFonts w:ascii="Calibri" w:cs="Calibri" w:eastAsia="Calibri" w:hAnsi="Calibri"/>
                 <w:b/>
                 <w:bCs/>
-                <w:color w:val="0F766E"/>
+                <w:color w:val="1D1D1B"/>
                 <w:spacing w:val="20"/>
                 <w:sz w:val="17"/>
                 <w:szCs w:val="17"/>
@@ -2193,7 +2247,7 @@
             <w:r>
               <w:rPr>
                 <w:rFonts w:ascii="Calibri" w:cs="Calibri" w:eastAsia="Calibri" w:hAnsi="Calibri"/>
-                <w:color w:val="1F2937"/>
+                <w:color w:val="1D1D1B"/>
                 <w:sz w:val="22"/>
                 <w:szCs w:val="22"/>
               </w:rPr>
@@ -2213,7 +2267,7 @@
         <w:pStyle w:val="Heading1"/>
         <w:keepNext/>
         <w:pBdr>
-          <w:bottom w:val="single" w:color="0F766E" w:sz="8" w:space="4"/>
+          <w:bottom w:val="single" w:color="0A4A92" w:sz="18" w:space="4"/>
         </w:pBdr>
         <w:spacing w:after="160" w:before="360"/>
       </w:pPr>
@@ -2222,11 +2276,11 @@
           <w:rFonts w:ascii="Calibri" w:cs="Calibri" w:eastAsia="Calibri" w:hAnsi="Calibri"/>
           <w:b/>
           <w:bCs/>
-          <w:color w:val="0F766E"/>
-          <w:sz w:val="30"/>
-          <w:szCs w:val="30"/>
-        </w:rPr>
-        <w:t xml:space="preserve">Verifica tu avance</w:t>
+          <w:color w:val="1D1D1B"/>
+          <w:sz w:val="28"/>
+          <w:szCs w:val="28"/>
+        </w:rPr>
+        <w:t xml:space="preserve">VERIFICA TU AVANCE</w:t>
       </w:r>
     </w:p>
     <w:p>
@@ -2240,7 +2294,7 @@
       <w:r>
         <w:rPr>
           <w:rFonts w:ascii="Segoe UI Symbol" w:cs="Segoe UI Symbol" w:eastAsia="Segoe UI Symbol" w:hAnsi="Segoe UI Symbol"/>
-          <w:color w:val="4B5563"/>
+          <w:color w:val="5C5C5A"/>
           <w:sz w:val="26"/>
           <w:szCs w:val="26"/>
         </w:rPr>
@@ -2249,7 +2303,7 @@
       <w:r>
         <w:rPr>
           <w:rFonts w:ascii="Calibri" w:cs="Calibri" w:eastAsia="Calibri" w:hAnsi="Calibri"/>
-          <w:color w:val="1F2937"/>
+          <w:color w:val="1D1D1B"/>
           <w:sz w:val="22"/>
           <w:szCs w:val="22"/>
         </w:rPr>
@@ -2267,7 +2321,7 @@
       <w:r>
         <w:rPr>
           <w:rFonts w:ascii="Segoe UI Symbol" w:cs="Segoe UI Symbol" w:eastAsia="Segoe UI Symbol" w:hAnsi="Segoe UI Symbol"/>
-          <w:color w:val="4B5563"/>
+          <w:color w:val="5C5C5A"/>
           <w:sz w:val="26"/>
           <w:szCs w:val="26"/>
         </w:rPr>
@@ -2276,7 +2330,7 @@
       <w:r>
         <w:rPr>
           <w:rFonts w:ascii="Calibri" w:cs="Calibri" w:eastAsia="Calibri" w:hAnsi="Calibri"/>
-          <w:color w:val="1F2937"/>
+          <w:color w:val="1D1D1B"/>
           <w:sz w:val="22"/>
           <w:szCs w:val="22"/>
         </w:rPr>
@@ -2294,7 +2348,7 @@
       <w:r>
         <w:rPr>
           <w:rFonts w:ascii="Segoe UI Symbol" w:cs="Segoe UI Symbol" w:eastAsia="Segoe UI Symbol" w:hAnsi="Segoe UI Symbol"/>
-          <w:color w:val="4B5563"/>
+          <w:color w:val="5C5C5A"/>
           <w:sz w:val="26"/>
           <w:szCs w:val="26"/>
         </w:rPr>
@@ -2303,7 +2357,7 @@
       <w:r>
         <w:rPr>
           <w:rFonts w:ascii="Calibri" w:cs="Calibri" w:eastAsia="Calibri" w:hAnsi="Calibri"/>
-          <w:color w:val="1F2937"/>
+          <w:color w:val="1D1D1B"/>
           <w:sz w:val="22"/>
           <w:szCs w:val="22"/>
         </w:rPr>
@@ -2321,7 +2375,7 @@
       <w:r>
         <w:rPr>
           <w:rFonts w:ascii="Segoe UI Symbol" w:cs="Segoe UI Symbol" w:eastAsia="Segoe UI Symbol" w:hAnsi="Segoe UI Symbol"/>
-          <w:color w:val="4B5563"/>
+          <w:color w:val="5C5C5A"/>
           <w:sz w:val="26"/>
           <w:szCs w:val="26"/>
         </w:rPr>
@@ -2330,7 +2384,7 @@
       <w:r>
         <w:rPr>
           <w:rFonts w:ascii="Calibri" w:cs="Calibri" w:eastAsia="Calibri" w:hAnsi="Calibri"/>
-          <w:color w:val="1F2937"/>
+          <w:color w:val="1D1D1B"/>
           <w:sz w:val="22"/>
           <w:szCs w:val="22"/>
         </w:rPr>
@@ -2364,11 +2418,11 @@
             <w:tcW w:type="dxa" w:w="10080"/>
             <w:tcBorders>
               <w:top w:val="none" w:color="FFFFFF" w:sz="0"/>
-              <w:left w:val="none" w:color="FFFFFF" w:sz="0"/>
+              <w:left w:val="single" w:color="EF7D00" w:sz="24"/>
               <w:bottom w:val="none" w:color="FFFFFF" w:sz="0"/>
               <w:right w:val="none" w:color="FFFFFF" w:sz="0"/>
             </w:tcBorders>
-            <w:shd w:fill="1F2937" w:color="auto" w:val="clear"/>
+            <w:shd w:fill="1D1D1B" w:color="auto" w:val="clear"/>
             <w:tcMar>
               <w:top w:type="dxa" w:w="240"/>
               <w:left w:type="dxa" w:w="300"/>
@@ -2385,7 +2439,7 @@
                 <w:rFonts w:ascii="Calibri" w:cs="Calibri" w:eastAsia="Calibri" w:hAnsi="Calibri"/>
                 <w:b/>
                 <w:bCs/>
-                <w:color w:val="FFFFFF"/>
+                <w:color w:val="EF7D00"/>
                 <w:sz w:val="24"/>
                 <w:szCs w:val="24"/>
               </w:rPr>
@@ -2480,7 +2534,7 @@
     <w:r>
       <w:rPr>
         <w:rFonts w:ascii="Calibri" w:cs="Calibri" w:eastAsia="Calibri" w:hAnsi="Calibri"/>
-        <w:color w:val="4B5563"/>
+        <w:color w:val="5C5C5A"/>
         <w:sz w:val="16"/>
         <w:szCs w:val="16"/>
       </w:rPr>
@@ -2489,7 +2543,7 @@
     <w:r>
       <w:rPr>
         <w:rFonts w:ascii="Calibri" w:cs="Calibri" w:eastAsia="Calibri" w:hAnsi="Calibri"/>
-        <w:color w:val="4B5563"/>
+        <w:color w:val="5C5C5A"/>
         <w:sz w:val="16"/>
         <w:szCs w:val="16"/>
       </w:rPr>
@@ -2498,7 +2552,7 @@
     <w:r>
       <w:rPr>
         <w:rFonts w:ascii="Calibri" w:cs="Calibri" w:eastAsia="Calibri" w:hAnsi="Calibri"/>
-        <w:color w:val="4B5563"/>
+        <w:color w:val="5C5C5A"/>
         <w:sz w:val="16"/>
         <w:szCs w:val="16"/>
       </w:rPr>
@@ -2510,7 +2564,7 @@
     <w:r>
       <w:rPr>
         <w:rFonts w:ascii="Calibri" w:cs="Calibri" w:eastAsia="Calibri" w:hAnsi="Calibri"/>
-        <w:color w:val="4B5563"/>
+        <w:color w:val="5C5C5A"/>
         <w:sz w:val="16"/>
         <w:szCs w:val="16"/>
       </w:rPr>
@@ -2519,7 +2573,7 @@
     <w:r>
       <w:rPr>
         <w:rFonts w:ascii="Calibri" w:cs="Calibri" w:eastAsia="Calibri" w:hAnsi="Calibri"/>
-        <w:color w:val="4B5563"/>
+        <w:color w:val="5C5C5A"/>
         <w:sz w:val="16"/>
         <w:szCs w:val="16"/>
       </w:rPr>
@@ -2574,7 +2628,7 @@
   <w:p>
     <w:pPr>
       <w:pBdr>
-        <w:bottom w:val="single" w:color="E5E7EB" w:sz="4" w:space="6"/>
+        <w:bottom w:val="single" w:color="E2E2DF" w:sz="4" w:space="6"/>
       </w:pBdr>
       <w:tabs>
         <w:tab w:val="right" w:pos="10080"/>
@@ -2585,7 +2639,7 @@
         <w:rFonts w:ascii="Calibri" w:cs="Calibri" w:eastAsia="Calibri" w:hAnsi="Calibri"/>
         <w:b/>
         <w:bCs/>
-        <w:color w:val="EF6C00"/>
+        <w:color w:val="A65200"/>
         <w:sz w:val="17"/>
         <w:szCs w:val="17"/>
       </w:rPr>
@@ -2594,7 +2648,7 @@
     <w:r>
       <w:rPr>
         <w:rFonts w:ascii="Calibri" w:cs="Calibri" w:eastAsia="Calibri" w:hAnsi="Calibri"/>
-        <w:color w:val="4B5563"/>
+        <w:color w:val="5C5C5A"/>
         <w:sz w:val="17"/>
         <w:szCs w:val="17"/>
       </w:rPr>
@@ -2605,7 +2659,7 @@
         <w:rFonts w:ascii="Calibri" w:cs="Calibri" w:eastAsia="Calibri" w:hAnsi="Calibri"/>
         <w:b/>
         <w:bCs/>
-        <w:color w:val="0F766E"/>
+        <w:color w:val="0A4A92"/>
         <w:sz w:val="17"/>
         <w:szCs w:val="17"/>
       </w:rPr>
@@ -2714,7 +2768,7 @@
       <w:rPr>
         <w:b/>
         <w:bCs/>
-        <w:color w:val="0F766E"/>
+        <w:color w:val="EF7D00"/>
       </w:rPr>
     </w:lvl>
   </w:abstractNum>
@@ -2739,7 +2793,7 @@
     <w:rPrDefault>
       <w:rPr>
         <w:rFonts w:ascii="Calibri" w:cs="Calibri" w:eastAsia="Calibri" w:hAnsi="Calibri"/>
-        <w:color w:val="1F2937"/>
+        <w:color w:val="1D1D1B"/>
         <w:sz w:val="22"/>
         <w:szCs w:val="22"/>
       </w:rPr>
@@ -2919,9 +2973,9 @@
       <w:rFonts w:ascii="Calibri" w:cs="Calibri" w:eastAsia="Calibri" w:hAnsi="Calibri"/>
       <w:b/>
       <w:bCs/>
-      <w:color w:val="0F766E"/>
-      <w:sz w:val="30"/>
-      <w:szCs w:val="30"/>
+      <w:color w:val="1D1D1B"/>
+      <w:sz w:val="28"/>
+      <w:szCs w:val="28"/>
     </w:rPr>
   </w:style>
   <w:style w:type="paragraph" w:styleId="Heading2">
@@ -2936,7 +2990,7 @@
       <w:rFonts w:ascii="Calibri" w:cs="Calibri" w:eastAsia="Calibri" w:hAnsi="Calibri"/>
       <w:b/>
       <w:bCs/>
-      <w:color w:val="1F2937"/>
+      <w:color w:val="1D1D1B"/>
       <w:sz w:val="24"/>
       <w:szCs w:val="24"/>
     </w:rPr>
@@ -2953,7 +3007,7 @@
       <w:rFonts w:ascii="Calibri" w:cs="Calibri" w:eastAsia="Calibri" w:hAnsi="Calibri"/>
       <w:b/>
       <w:bCs/>
-      <w:color w:val="1F2937"/>
+      <w:color w:val="1D1D1B"/>
       <w:sz w:val="23"/>
       <w:szCs w:val="23"/>
     </w:rPr>

--- a/word/Capsula_03_Agrega_archivos_paginas_y_enlaces.docx
+++ b/word/Capsula_03_Agrega_archivos_paginas_y_enlaces.docx
@@ -74,7 +74,7 @@
               <w:bottom w:val="none" w:color="FFFFFF" w:sz="0"/>
               <w:right w:val="none" w:color="FFFFFF" w:sz="0"/>
             </w:tcBorders>
-            <w:shd w:fill="0A4A92" w:color="auto" w:val="clear"/>
+            <w:shd w:fill="0D2227" w:color="auto" w:val="clear"/>
             <w:tcMar>
               <w:top w:type="dxa" w:w="360"/>
               <w:left w:type="dxa" w:w="360"/>
@@ -91,7 +91,7 @@
                 <w:rFonts w:ascii="Calibri" w:cs="Calibri" w:eastAsia="Calibri" w:hAnsi="Calibri"/>
                 <w:b/>
                 <w:bCs/>
-                <w:color w:val="FFFFFF"/>
+                <w:color w:val="B4C4C6"/>
                 <w:spacing w:val="30"/>
                 <w:sz w:val="18"/>
                 <w:szCs w:val="18"/>
@@ -106,9 +106,7 @@
             <w:r>
               <w:rPr>
                 <w:rFonts w:ascii="Calibri" w:cs="Calibri" w:eastAsia="Calibri" w:hAnsi="Calibri"/>
-                <w:b/>
-                <w:bCs/>
-                <w:color w:val="FFFFFF"/>
+                <w:color w:val="FAFBF7"/>
                 <w:sz w:val="48"/>
                 <w:szCs w:val="48"/>
               </w:rPr>
@@ -121,7 +119,7 @@
     <w:p>
       <w:pPr>
         <w:pBdr>
-          <w:top w:val="single" w:color="EF7D00" w:sz="36" w:space="0"/>
+          <w:top w:val="single" w:color="1399B0" w:sz="36" w:space="0"/>
         </w:pBdr>
         <w:spacing w:after="0"/>
       </w:pPr>
@@ -135,7 +133,7 @@
           <w:bottom w:val="none" w:color="FFFFFF" w:sz="0"/>
           <w:right w:val="none" w:color="FFFFFF" w:sz="0"/>
           <w:insideH w:val="none" w:color="FFFFFF" w:sz="0"/>
-          <w:insideV w:val="single" w:color="E2E2DF" w:sz="4"/>
+          <w:insideV w:val="single" w:color="CAD6D0" w:sz="4"/>
         </w:tblBorders>
         <w:tblLayout w:type="fixed"/>
       </w:tblPr>
@@ -149,7 +147,7 @@
         <w:tc>
           <w:tcPr>
             <w:tcW w:type="dxa" w:w="2520"/>
-            <w:shd w:fill="E8EEF7" w:color="auto" w:val="clear"/>
+            <w:shd w:fill="E8F2E9" w:color="auto" w:val="clear"/>
             <w:tcMar>
               <w:top w:type="dxa" w:w="140"/>
               <w:left w:type="dxa" w:w="200"/>
@@ -166,7 +164,7 @@
                 <w:rFonts w:ascii="Calibri" w:cs="Calibri" w:eastAsia="Calibri" w:hAnsi="Calibri"/>
                 <w:b/>
                 <w:bCs/>
-                <w:color w:val="5C5C5A"/>
+                <w:color w:val="52656A"/>
                 <w:spacing w:val="20"/>
                 <w:sz w:val="15"/>
                 <w:szCs w:val="15"/>
@@ -180,7 +178,7 @@
                 <w:rFonts w:ascii="Calibri" w:cs="Calibri" w:eastAsia="Calibri" w:hAnsi="Calibri"/>
                 <w:b/>
                 <w:bCs/>
-                <w:color w:val="1D1D1B"/>
+                <w:color w:val="183A43"/>
                 <w:sz w:val="20"/>
                 <w:szCs w:val="20"/>
               </w:rPr>
@@ -191,7 +189,7 @@
         <w:tc>
           <w:tcPr>
             <w:tcW w:type="dxa" w:w="2520"/>
-            <w:shd w:fill="E8EEF7" w:color="auto" w:val="clear"/>
+            <w:shd w:fill="E8F2E9" w:color="auto" w:val="clear"/>
             <w:tcMar>
               <w:top w:type="dxa" w:w="140"/>
               <w:left w:type="dxa" w:w="200"/>
@@ -208,7 +206,7 @@
                 <w:rFonts w:ascii="Calibri" w:cs="Calibri" w:eastAsia="Calibri" w:hAnsi="Calibri"/>
                 <w:b/>
                 <w:bCs/>
-                <w:color w:val="5C5C5A"/>
+                <w:color w:val="52656A"/>
                 <w:spacing w:val="20"/>
                 <w:sz w:val="15"/>
                 <w:szCs w:val="15"/>
@@ -222,7 +220,7 @@
                 <w:rFonts w:ascii="Calibri" w:cs="Calibri" w:eastAsia="Calibri" w:hAnsi="Calibri"/>
                 <w:b/>
                 <w:bCs/>
-                <w:color w:val="1D1D1B"/>
+                <w:color w:val="183A43"/>
                 <w:sz w:val="20"/>
                 <w:szCs w:val="20"/>
               </w:rPr>
@@ -233,7 +231,7 @@
         <w:tc>
           <w:tcPr>
             <w:tcW w:type="dxa" w:w="2520"/>
-            <w:shd w:fill="E8EEF7" w:color="auto" w:val="clear"/>
+            <w:shd w:fill="E8F2E9" w:color="auto" w:val="clear"/>
             <w:tcMar>
               <w:top w:type="dxa" w:w="140"/>
               <w:left w:type="dxa" w:w="200"/>
@@ -250,7 +248,7 @@
                 <w:rFonts w:ascii="Calibri" w:cs="Calibri" w:eastAsia="Calibri" w:hAnsi="Calibri"/>
                 <w:b/>
                 <w:bCs/>
-                <w:color w:val="5C5C5A"/>
+                <w:color w:val="52656A"/>
                 <w:spacing w:val="20"/>
                 <w:sz w:val="15"/>
                 <w:szCs w:val="15"/>
@@ -264,7 +262,7 @@
                 <w:rFonts w:ascii="Calibri" w:cs="Calibri" w:eastAsia="Calibri" w:hAnsi="Calibri"/>
                 <w:b/>
                 <w:bCs/>
-                <w:color w:val="1D1D1B"/>
+                <w:color w:val="183A43"/>
                 <w:sz w:val="20"/>
                 <w:szCs w:val="20"/>
               </w:rPr>
@@ -275,7 +273,7 @@
         <w:tc>
           <w:tcPr>
             <w:tcW w:type="dxa" w:w="2520"/>
-            <w:shd w:fill="E8EEF7" w:color="auto" w:val="clear"/>
+            <w:shd w:fill="E8F2E9" w:color="auto" w:val="clear"/>
             <w:tcMar>
               <w:top w:type="dxa" w:w="140"/>
               <w:left w:type="dxa" w:w="200"/>
@@ -292,7 +290,7 @@
                 <w:rFonts w:ascii="Calibri" w:cs="Calibri" w:eastAsia="Calibri" w:hAnsi="Calibri"/>
                 <w:b/>
                 <w:bCs/>
-                <w:color w:val="5C5C5A"/>
+                <w:color w:val="52656A"/>
                 <w:spacing w:val="20"/>
                 <w:sz w:val="15"/>
                 <w:szCs w:val="15"/>
@@ -306,7 +304,7 @@
                 <w:rFonts w:ascii="Calibri" w:cs="Calibri" w:eastAsia="Calibri" w:hAnsi="Calibri"/>
                 <w:b/>
                 <w:bCs/>
-                <w:color w:val="1D1D1B"/>
+                <w:color w:val="183A43"/>
                 <w:sz w:val="20"/>
                 <w:szCs w:val="20"/>
               </w:rPr>
@@ -326,20 +324,29 @@
         <w:pStyle w:val="Heading1"/>
         <w:keepNext/>
         <w:pBdr>
-          <w:bottom w:val="single" w:color="0A4A92" w:sz="18" w:space="4"/>
+          <w:bottom w:val="single" w:color="CAD6D0" w:sz="4" w:space="4"/>
         </w:pBdr>
         <w:spacing w:after="160" w:before="360"/>
       </w:pPr>
       <w:r>
         <w:rPr>
           <w:rFonts w:ascii="Calibri" w:cs="Calibri" w:eastAsia="Calibri" w:hAnsi="Calibri"/>
+          <w:color w:val="1399B0"/>
+          <w:sz w:val="24"/>
+          <w:szCs w:val="24"/>
+        </w:rPr>
+        <w:t xml:space="preserve">■  </w:t>
+      </w:r>
+      <w:r>
+        <w:rPr>
+          <w:rFonts w:ascii="Calibri" w:cs="Calibri" w:eastAsia="Calibri" w:hAnsi="Calibri"/>
           <w:b/>
           <w:bCs/>
-          <w:color w:val="1D1D1B"/>
-          <w:sz w:val="28"/>
-          <w:szCs w:val="28"/>
-        </w:rPr>
-        <w:t xml:space="preserve">¿QUÉ LOGRARÁS?</w:t>
+          <w:color w:val="183A43"/>
+          <w:sz w:val="30"/>
+          <w:szCs w:val="30"/>
+        </w:rPr>
+        <w:t xml:space="preserve">¿Qué lograrás?</w:t>
       </w:r>
     </w:p>
     <w:tbl>
@@ -364,11 +371,11 @@
             <w:tcW w:type="dxa" w:w="10080"/>
             <w:tcBorders>
               <w:top w:val="none" w:color="FFFFFF" w:sz="0"/>
-              <w:left w:val="single" w:color="0A4A92" w:sz="24"/>
+              <w:left w:val="single" w:color="1399B0" w:sz="24"/>
               <w:bottom w:val="none" w:color="FFFFFF" w:sz="0"/>
               <w:right w:val="none" w:color="FFFFFF" w:sz="0"/>
             </w:tcBorders>
-            <w:shd w:fill="E8EEF7" w:color="auto" w:val="clear"/>
+            <w:shd w:fill="EEEBF8" w:color="auto" w:val="clear"/>
             <w:tcMar>
               <w:top w:type="dxa" w:w="160"/>
               <w:left w:type="dxa" w:w="240"/>
@@ -385,7 +392,7 @@
                 <w:rFonts w:ascii="Calibri" w:cs="Calibri" w:eastAsia="Calibri" w:hAnsi="Calibri"/>
                 <w:b/>
                 <w:bCs/>
-                <w:color w:val="0A4A92"/>
+                <w:color w:val="52656A"/>
                 <w:spacing w:val="20"/>
                 <w:sz w:val="17"/>
                 <w:szCs w:val="17"/>
@@ -400,7 +407,7 @@
             <w:r>
               <w:rPr>
                 <w:rFonts w:ascii="Calibri" w:cs="Calibri" w:eastAsia="Calibri" w:hAnsi="Calibri"/>
-                <w:color w:val="1D1D1B"/>
+                <w:color w:val="183A43"/>
                 <w:sz w:val="23"/>
                 <w:szCs w:val="23"/>
               </w:rPr>
@@ -420,20 +427,29 @@
         <w:pStyle w:val="Heading1"/>
         <w:keepNext/>
         <w:pBdr>
-          <w:bottom w:val="single" w:color="0A4A92" w:sz="18" w:space="4"/>
+          <w:bottom w:val="single" w:color="CAD6D0" w:sz="4" w:space="4"/>
         </w:pBdr>
         <w:spacing w:after="160" w:before="360"/>
       </w:pPr>
       <w:r>
         <w:rPr>
           <w:rFonts w:ascii="Calibri" w:cs="Calibri" w:eastAsia="Calibri" w:hAnsi="Calibri"/>
+          <w:color w:val="1399B0"/>
+          <w:sz w:val="24"/>
+          <w:szCs w:val="24"/>
+        </w:rPr>
+        <w:t xml:space="preserve">■  </w:t>
+      </w:r>
+      <w:r>
+        <w:rPr>
+          <w:rFonts w:ascii="Calibri" w:cs="Calibri" w:eastAsia="Calibri" w:hAnsi="Calibri"/>
           <w:b/>
           <w:bCs/>
-          <w:color w:val="1D1D1B"/>
-          <w:sz w:val="28"/>
-          <w:szCs w:val="28"/>
-        </w:rPr>
-        <w:t xml:space="preserve">PARA EMPEZAR</w:t>
+          <w:color w:val="183A43"/>
+          <w:sz w:val="30"/>
+          <w:szCs w:val="30"/>
+        </w:rPr>
+        <w:t xml:space="preserve">Para empezar</w:t>
       </w:r>
     </w:p>
     <w:p>
@@ -443,7 +459,7 @@
       <w:r>
         <w:rPr>
           <w:rFonts w:ascii="Calibri" w:cs="Calibri" w:eastAsia="Calibri" w:hAnsi="Calibri"/>
-          <w:color w:val="1D1D1B"/>
+          <w:color w:val="183A43"/>
           <w:sz w:val="22"/>
           <w:szCs w:val="22"/>
         </w:rPr>
@@ -457,7 +473,7 @@
       <w:r>
         <w:rPr>
           <w:rFonts w:ascii="Calibri" w:cs="Calibri" w:eastAsia="Calibri" w:hAnsi="Calibri"/>
-          <w:color w:val="1D1D1B"/>
+          <w:color w:val="183A43"/>
           <w:sz w:val="22"/>
           <w:szCs w:val="22"/>
         </w:rPr>
@@ -475,7 +491,7 @@
           <w:rFonts w:ascii="Calibri" w:cs="Calibri" w:eastAsia="Calibri" w:hAnsi="Calibri"/>
           <w:b/>
           <w:bCs/>
-          <w:color w:val="1D1D1B"/>
+          <w:color w:val="183A43"/>
           <w:sz w:val="23"/>
           <w:szCs w:val="23"/>
         </w:rPr>
@@ -494,7 +510,7 @@
       <w:r>
         <w:rPr>
           <w:rFonts w:ascii="Calibri" w:cs="Calibri" w:eastAsia="Calibri" w:hAnsi="Calibri"/>
-          <w:color w:val="1D1D1B"/>
+          <w:color w:val="183A43"/>
           <w:sz w:val="22"/>
           <w:szCs w:val="22"/>
         </w:rPr>
@@ -513,7 +529,7 @@
       <w:r>
         <w:rPr>
           <w:rFonts w:ascii="Calibri" w:cs="Calibri" w:eastAsia="Calibri" w:hAnsi="Calibri"/>
-          <w:color w:val="1D1D1B"/>
+          <w:color w:val="183A43"/>
           <w:sz w:val="22"/>
           <w:szCs w:val="22"/>
         </w:rPr>
@@ -532,7 +548,7 @@
       <w:r>
         <w:rPr>
           <w:rFonts w:ascii="Calibri" w:cs="Calibri" w:eastAsia="Calibri" w:hAnsi="Calibri"/>
-          <w:color w:val="1D1D1B"/>
+          <w:color w:val="183A43"/>
           <w:sz w:val="22"/>
           <w:szCs w:val="22"/>
         </w:rPr>
@@ -544,20 +560,29 @@
         <w:pStyle w:val="Heading1"/>
         <w:keepNext/>
         <w:pBdr>
-          <w:bottom w:val="single" w:color="0A4A92" w:sz="18" w:space="4"/>
+          <w:bottom w:val="single" w:color="CAD6D0" w:sz="4" w:space="4"/>
         </w:pBdr>
         <w:spacing w:after="160" w:before="360"/>
       </w:pPr>
       <w:r>
         <w:rPr>
           <w:rFonts w:ascii="Calibri" w:cs="Calibri" w:eastAsia="Calibri" w:hAnsi="Calibri"/>
+          <w:color w:val="1399B0"/>
+          <w:sz w:val="24"/>
+          <w:szCs w:val="24"/>
+        </w:rPr>
+        <w:t xml:space="preserve">■  </w:t>
+      </w:r>
+      <w:r>
+        <w:rPr>
+          <w:rFonts w:ascii="Calibri" w:cs="Calibri" w:eastAsia="Calibri" w:hAnsi="Calibri"/>
           <w:b/>
           <w:bCs/>
-          <w:color w:val="1D1D1B"/>
-          <w:sz w:val="28"/>
-          <w:szCs w:val="28"/>
-        </w:rPr>
-        <w:t xml:space="preserve">PASO A PASO</w:t>
+          <w:color w:val="183A43"/>
+          <w:sz w:val="30"/>
+          <w:szCs w:val="30"/>
+        </w:rPr>
+        <w:t xml:space="preserve">Paso a paso</w:t>
       </w:r>
     </w:p>
     <w:p>
@@ -565,9 +590,9 @@
         <w:pStyle w:val="Heading2"/>
         <w:keepNext/>
         <w:pBdr>
-          <w:left w:val="single" w:color="0A4A92" w:sz="36" w:space="8"/>
+          <w:left w:val="single" w:color="1399B0" w:sz="36" w:space="8"/>
         </w:pBdr>
-        <w:shd w:fill="E8EEF7" w:color="auto" w:val="clear"/>
+        <w:shd w:fill="F1F4F0" w:color="auto" w:val="clear"/>
         <w:spacing w:after="100" w:before="280"/>
         <w:ind w:left="160"/>
       </w:pPr>
@@ -576,7 +601,7 @@
           <w:rFonts w:ascii="Calibri" w:cs="Calibri" w:eastAsia="Calibri" w:hAnsi="Calibri"/>
           <w:b/>
           <w:bCs/>
-          <w:color w:val="0A4A92"/>
+          <w:color w:val="52656A"/>
           <w:spacing w:val="20"/>
           <w:sz w:val="18"/>
           <w:szCs w:val="18"/>
@@ -594,7 +619,7 @@
           <w:rFonts w:ascii="Calibri" w:cs="Calibri" w:eastAsia="Calibri" w:hAnsi="Calibri"/>
           <w:b/>
           <w:bCs/>
-          <w:color w:val="1D1D1B"/>
+          <w:color w:val="183A43"/>
           <w:sz w:val="24"/>
           <w:szCs w:val="24"/>
         </w:rPr>
@@ -613,7 +638,7 @@
       <w:r>
         <w:rPr>
           <w:rFonts w:ascii="Calibri" w:cs="Calibri" w:eastAsia="Calibri" w:hAnsi="Calibri"/>
-          <w:color w:val="1D1D1B"/>
+          <w:color w:val="183A43"/>
           <w:sz w:val="22"/>
           <w:szCs w:val="22"/>
         </w:rPr>
@@ -632,7 +657,7 @@
       <w:r>
         <w:rPr>
           <w:rFonts w:ascii="Calibri" w:cs="Calibri" w:eastAsia="Calibri" w:hAnsi="Calibri"/>
-          <w:color w:val="1D1D1B"/>
+          <w:color w:val="183A43"/>
           <w:sz w:val="22"/>
           <w:szCs w:val="22"/>
         </w:rPr>
@@ -644,9 +669,9 @@
         <w:pStyle w:val="Heading2"/>
         <w:keepNext/>
         <w:pBdr>
-          <w:left w:val="single" w:color="0A4A92" w:sz="36" w:space="8"/>
+          <w:left w:val="single" w:color="1399B0" w:sz="36" w:space="8"/>
         </w:pBdr>
-        <w:shd w:fill="E8EEF7" w:color="auto" w:val="clear"/>
+        <w:shd w:fill="F1F4F0" w:color="auto" w:val="clear"/>
         <w:spacing w:after="100" w:before="280"/>
         <w:ind w:left="160"/>
       </w:pPr>
@@ -655,7 +680,7 @@
           <w:rFonts w:ascii="Calibri" w:cs="Calibri" w:eastAsia="Calibri" w:hAnsi="Calibri"/>
           <w:b/>
           <w:bCs/>
-          <w:color w:val="0A4A92"/>
+          <w:color w:val="52656A"/>
           <w:spacing w:val="20"/>
           <w:sz w:val="18"/>
           <w:szCs w:val="18"/>
@@ -673,7 +698,7 @@
           <w:rFonts w:ascii="Calibri" w:cs="Calibri" w:eastAsia="Calibri" w:hAnsi="Calibri"/>
           <w:b/>
           <w:bCs/>
-          <w:color w:val="1D1D1B"/>
+          <w:color w:val="183A43"/>
           <w:sz w:val="24"/>
           <w:szCs w:val="24"/>
         </w:rPr>
@@ -692,7 +717,7 @@
       <w:r>
         <w:rPr>
           <w:rFonts w:ascii="Calibri" w:cs="Calibri" w:eastAsia="Calibri" w:hAnsi="Calibri"/>
-          <w:color w:val="1D1D1B"/>
+          <w:color w:val="183A43"/>
           <w:sz w:val="22"/>
           <w:szCs w:val="22"/>
         </w:rPr>
@@ -711,7 +736,7 @@
       <w:r>
         <w:rPr>
           <w:rFonts w:ascii="Calibri" w:cs="Calibri" w:eastAsia="Calibri" w:hAnsi="Calibri"/>
-          <w:color w:val="1D1D1B"/>
+          <w:color w:val="183A43"/>
           <w:sz w:val="22"/>
           <w:szCs w:val="22"/>
         </w:rPr>
@@ -730,7 +755,7 @@
       <w:r>
         <w:rPr>
           <w:rFonts w:ascii="Calibri" w:cs="Calibri" w:eastAsia="Calibri" w:hAnsi="Calibri"/>
-          <w:color w:val="1D1D1B"/>
+          <w:color w:val="183A43"/>
           <w:sz w:val="22"/>
           <w:szCs w:val="22"/>
         </w:rPr>
@@ -749,7 +774,7 @@
       <w:r>
         <w:rPr>
           <w:rFonts w:ascii="Calibri" w:cs="Calibri" w:eastAsia="Calibri" w:hAnsi="Calibri"/>
-          <w:color w:val="1D1D1B"/>
+          <w:color w:val="183A43"/>
           <w:sz w:val="22"/>
           <w:szCs w:val="22"/>
         </w:rPr>
@@ -768,7 +793,7 @@
       <w:r>
         <w:rPr>
           <w:rFonts w:ascii="Calibri" w:cs="Calibri" w:eastAsia="Calibri" w:hAnsi="Calibri"/>
-          <w:color w:val="1D1D1B"/>
+          <w:color w:val="183A43"/>
           <w:sz w:val="22"/>
           <w:szCs w:val="22"/>
         </w:rPr>
@@ -787,7 +812,7 @@
       <w:r>
         <w:rPr>
           <w:rFonts w:ascii="Calibri" w:cs="Calibri" w:eastAsia="Calibri" w:hAnsi="Calibri"/>
-          <w:color w:val="1D1D1B"/>
+          <w:color w:val="183A43"/>
           <w:sz w:val="22"/>
           <w:szCs w:val="22"/>
         </w:rPr>
@@ -816,11 +841,11 @@
             <w:tcW w:type="dxa" w:w="10080"/>
             <w:tcBorders>
               <w:top w:val="none" w:color="FFFFFF" w:sz="0"/>
-              <w:left w:val="single" w:color="EF7D00" w:sz="24"/>
+              <w:left w:val="single" w:color="F37012" w:sz="24"/>
               <w:bottom w:val="none" w:color="FFFFFF" w:sz="0"/>
               <w:right w:val="none" w:color="FFFFFF" w:sz="0"/>
             </w:tcBorders>
-            <w:shd w:fill="FFF4DC" w:color="auto" w:val="clear"/>
+            <w:shd w:fill="E8F2E9" w:color="auto" w:val="clear"/>
             <w:tcMar>
               <w:top w:type="dxa" w:w="160"/>
               <w:left w:type="dxa" w:w="240"/>
@@ -837,7 +862,7 @@
                 <w:rFonts w:ascii="Calibri" w:cs="Calibri" w:eastAsia="Calibri" w:hAnsi="Calibri"/>
                 <w:b/>
                 <w:bCs/>
-                <w:color w:val="8A5A00"/>
+                <w:color w:val="52656A"/>
                 <w:spacing w:val="20"/>
                 <w:sz w:val="17"/>
                 <w:szCs w:val="17"/>
@@ -852,7 +877,7 @@
             <w:r>
               <w:rPr>
                 <w:rFonts w:ascii="Calibri" w:cs="Calibri" w:eastAsia="Calibri" w:hAnsi="Calibri"/>
-                <w:color w:val="1D1D1B"/>
+                <w:color w:val="183A43"/>
                 <w:sz w:val="22"/>
                 <w:szCs w:val="22"/>
               </w:rPr>
@@ -872,9 +897,9 @@
         <w:pStyle w:val="Heading2"/>
         <w:keepNext/>
         <w:pBdr>
-          <w:left w:val="single" w:color="0A4A92" w:sz="36" w:space="8"/>
+          <w:left w:val="single" w:color="1399B0" w:sz="36" w:space="8"/>
         </w:pBdr>
-        <w:shd w:fill="E8EEF7" w:color="auto" w:val="clear"/>
+        <w:shd w:fill="F1F4F0" w:color="auto" w:val="clear"/>
         <w:spacing w:after="100" w:before="280"/>
         <w:ind w:left="160"/>
       </w:pPr>
@@ -883,7 +908,7 @@
           <w:rFonts w:ascii="Calibri" w:cs="Calibri" w:eastAsia="Calibri" w:hAnsi="Calibri"/>
           <w:b/>
           <w:bCs/>
-          <w:color w:val="0A4A92"/>
+          <w:color w:val="52656A"/>
           <w:spacing w:val="20"/>
           <w:sz w:val="18"/>
           <w:szCs w:val="18"/>
@@ -901,7 +926,7 @@
           <w:rFonts w:ascii="Calibri" w:cs="Calibri" w:eastAsia="Calibri" w:hAnsi="Calibri"/>
           <w:b/>
           <w:bCs/>
-          <w:color w:val="1D1D1B"/>
+          <w:color w:val="183A43"/>
           <w:sz w:val="24"/>
           <w:szCs w:val="24"/>
         </w:rPr>
@@ -920,7 +945,7 @@
       <w:r>
         <w:rPr>
           <w:rFonts w:ascii="Calibri" w:cs="Calibri" w:eastAsia="Calibri" w:hAnsi="Calibri"/>
-          <w:color w:val="1D1D1B"/>
+          <w:color w:val="183A43"/>
           <w:sz w:val="22"/>
           <w:szCs w:val="22"/>
         </w:rPr>
@@ -939,7 +964,7 @@
       <w:r>
         <w:rPr>
           <w:rFonts w:ascii="Calibri" w:cs="Calibri" w:eastAsia="Calibri" w:hAnsi="Calibri"/>
-          <w:color w:val="1D1D1B"/>
+          <w:color w:val="183A43"/>
           <w:sz w:val="22"/>
           <w:szCs w:val="22"/>
         </w:rPr>
@@ -951,9 +976,9 @@
         <w:pStyle w:val="Heading2"/>
         <w:keepNext/>
         <w:pBdr>
-          <w:left w:val="single" w:color="0A4A92" w:sz="36" w:space="8"/>
+          <w:left w:val="single" w:color="1399B0" w:sz="36" w:space="8"/>
         </w:pBdr>
-        <w:shd w:fill="E8EEF7" w:color="auto" w:val="clear"/>
+        <w:shd w:fill="F1F4F0" w:color="auto" w:val="clear"/>
         <w:spacing w:after="100" w:before="280"/>
         <w:ind w:left="160"/>
       </w:pPr>
@@ -962,7 +987,7 @@
           <w:rFonts w:ascii="Calibri" w:cs="Calibri" w:eastAsia="Calibri" w:hAnsi="Calibri"/>
           <w:b/>
           <w:bCs/>
-          <w:color w:val="0A4A92"/>
+          <w:color w:val="52656A"/>
           <w:spacing w:val="20"/>
           <w:sz w:val="18"/>
           <w:szCs w:val="18"/>
@@ -980,7 +1005,7 @@
           <w:rFonts w:ascii="Calibri" w:cs="Calibri" w:eastAsia="Calibri" w:hAnsi="Calibri"/>
           <w:b/>
           <w:bCs/>
-          <w:color w:val="1D1D1B"/>
+          <w:color w:val="183A43"/>
           <w:sz w:val="24"/>
           <w:szCs w:val="24"/>
         </w:rPr>
@@ -999,7 +1024,7 @@
       <w:r>
         <w:rPr>
           <w:rFonts w:ascii="Calibri" w:cs="Calibri" w:eastAsia="Calibri" w:hAnsi="Calibri"/>
-          <w:color w:val="1D1D1B"/>
+          <w:color w:val="183A43"/>
           <w:sz w:val="22"/>
           <w:szCs w:val="22"/>
         </w:rPr>
@@ -1018,7 +1043,7 @@
       <w:r>
         <w:rPr>
           <w:rFonts w:ascii="Calibri" w:cs="Calibri" w:eastAsia="Calibri" w:hAnsi="Calibri"/>
-          <w:color w:val="1D1D1B"/>
+          <w:color w:val="183A43"/>
           <w:sz w:val="22"/>
           <w:szCs w:val="22"/>
         </w:rPr>
@@ -1037,7 +1062,7 @@
       <w:r>
         <w:rPr>
           <w:rFonts w:ascii="Calibri" w:cs="Calibri" w:eastAsia="Calibri" w:hAnsi="Calibri"/>
-          <w:color w:val="1D1D1B"/>
+          <w:color w:val="183A43"/>
           <w:sz w:val="22"/>
           <w:szCs w:val="22"/>
         </w:rPr>
@@ -1049,9 +1074,9 @@
         <w:pStyle w:val="Heading2"/>
         <w:keepNext/>
         <w:pBdr>
-          <w:left w:val="single" w:color="0A4A92" w:sz="36" w:space="8"/>
+          <w:left w:val="single" w:color="1399B0" w:sz="36" w:space="8"/>
         </w:pBdr>
-        <w:shd w:fill="E8EEF7" w:color="auto" w:val="clear"/>
+        <w:shd w:fill="F1F4F0" w:color="auto" w:val="clear"/>
         <w:spacing w:after="100" w:before="280"/>
         <w:ind w:left="160"/>
       </w:pPr>
@@ -1060,7 +1085,7 @@
           <w:rFonts w:ascii="Calibri" w:cs="Calibri" w:eastAsia="Calibri" w:hAnsi="Calibri"/>
           <w:b/>
           <w:bCs/>
-          <w:color w:val="0A4A92"/>
+          <w:color w:val="52656A"/>
           <w:spacing w:val="20"/>
           <w:sz w:val="18"/>
           <w:szCs w:val="18"/>
@@ -1078,7 +1103,7 @@
           <w:rFonts w:ascii="Calibri" w:cs="Calibri" w:eastAsia="Calibri" w:hAnsi="Calibri"/>
           <w:b/>
           <w:bCs/>
-          <w:color w:val="1D1D1B"/>
+          <w:color w:val="183A43"/>
           <w:sz w:val="24"/>
           <w:szCs w:val="24"/>
         </w:rPr>
@@ -1097,7 +1122,7 @@
       <w:r>
         <w:rPr>
           <w:rFonts w:ascii="Calibri" w:cs="Calibri" w:eastAsia="Calibri" w:hAnsi="Calibri"/>
-          <w:color w:val="1D1D1B"/>
+          <w:color w:val="183A43"/>
           <w:sz w:val="22"/>
           <w:szCs w:val="22"/>
         </w:rPr>
@@ -1116,7 +1141,7 @@
       <w:r>
         <w:rPr>
           <w:rFonts w:ascii="Calibri" w:cs="Calibri" w:eastAsia="Calibri" w:hAnsi="Calibri"/>
-          <w:color w:val="1D1D1B"/>
+          <w:color w:val="183A43"/>
           <w:sz w:val="22"/>
           <w:szCs w:val="22"/>
         </w:rPr>
@@ -1135,7 +1160,7 @@
       <w:r>
         <w:rPr>
           <w:rFonts w:ascii="Calibri" w:cs="Calibri" w:eastAsia="Calibri" w:hAnsi="Calibri"/>
-          <w:color w:val="1D1D1B"/>
+          <w:color w:val="183A43"/>
           <w:sz w:val="22"/>
           <w:szCs w:val="22"/>
         </w:rPr>
@@ -1147,9 +1172,9 @@
         <w:pStyle w:val="Heading2"/>
         <w:keepNext/>
         <w:pBdr>
-          <w:left w:val="single" w:color="0A4A92" w:sz="36" w:space="8"/>
+          <w:left w:val="single" w:color="1399B0" w:sz="36" w:space="8"/>
         </w:pBdr>
-        <w:shd w:fill="E8EEF7" w:color="auto" w:val="clear"/>
+        <w:shd w:fill="F1F4F0" w:color="auto" w:val="clear"/>
         <w:spacing w:after="100" w:before="280"/>
         <w:ind w:left="160"/>
       </w:pPr>
@@ -1158,7 +1183,7 @@
           <w:rFonts w:ascii="Calibri" w:cs="Calibri" w:eastAsia="Calibri" w:hAnsi="Calibri"/>
           <w:b/>
           <w:bCs/>
-          <w:color w:val="0A4A92"/>
+          <w:color w:val="52656A"/>
           <w:spacing w:val="20"/>
           <w:sz w:val="18"/>
           <w:szCs w:val="18"/>
@@ -1176,7 +1201,7 @@
           <w:rFonts w:ascii="Calibri" w:cs="Calibri" w:eastAsia="Calibri" w:hAnsi="Calibri"/>
           <w:b/>
           <w:bCs/>
-          <w:color w:val="1D1D1B"/>
+          <w:color w:val="183A43"/>
           <w:sz w:val="24"/>
           <w:szCs w:val="24"/>
         </w:rPr>
@@ -1195,7 +1220,7 @@
       <w:r>
         <w:rPr>
           <w:rFonts w:ascii="Calibri" w:cs="Calibri" w:eastAsia="Calibri" w:hAnsi="Calibri"/>
-          <w:color w:val="1D1D1B"/>
+          <w:color w:val="183A43"/>
           <w:sz w:val="22"/>
           <w:szCs w:val="22"/>
         </w:rPr>
@@ -1214,7 +1239,7 @@
       <w:r>
         <w:rPr>
           <w:rFonts w:ascii="Calibri" w:cs="Calibri" w:eastAsia="Calibri" w:hAnsi="Calibri"/>
-          <w:color w:val="1D1D1B"/>
+          <w:color w:val="183A43"/>
           <w:sz w:val="22"/>
           <w:szCs w:val="22"/>
         </w:rPr>
@@ -1243,11 +1268,11 @@
             <w:tcW w:type="dxa" w:w="10080"/>
             <w:tcBorders>
               <w:top w:val="none" w:color="FFFFFF" w:sz="0"/>
-              <w:left w:val="single" w:color="EF7D00" w:sz="24"/>
+              <w:left w:val="single" w:color="F37012" w:sz="24"/>
               <w:bottom w:val="none" w:color="FFFFFF" w:sz="0"/>
               <w:right w:val="none" w:color="FFFFFF" w:sz="0"/>
             </w:tcBorders>
-            <w:shd w:fill="FFF4DC" w:color="auto" w:val="clear"/>
+            <w:shd w:fill="E8F2E9" w:color="auto" w:val="clear"/>
             <w:tcMar>
               <w:top w:type="dxa" w:w="160"/>
               <w:left w:type="dxa" w:w="240"/>
@@ -1264,7 +1289,7 @@
                 <w:rFonts w:ascii="Calibri" w:cs="Calibri" w:eastAsia="Calibri" w:hAnsi="Calibri"/>
                 <w:b/>
                 <w:bCs/>
-                <w:color w:val="8A5A00"/>
+                <w:color w:val="52656A"/>
                 <w:spacing w:val="20"/>
                 <w:sz w:val="17"/>
                 <w:szCs w:val="17"/>
@@ -1279,7 +1304,7 @@
             <w:r>
               <w:rPr>
                 <w:rFonts w:ascii="Calibri" w:cs="Calibri" w:eastAsia="Calibri" w:hAnsi="Calibri"/>
-                <w:color w:val="1D1D1B"/>
+                <w:color w:val="183A43"/>
                 <w:sz w:val="22"/>
                 <w:szCs w:val="22"/>
               </w:rPr>
@@ -1299,9 +1324,9 @@
         <w:pStyle w:val="Heading2"/>
         <w:keepNext/>
         <w:pBdr>
-          <w:left w:val="single" w:color="0A4A92" w:sz="36" w:space="8"/>
+          <w:left w:val="single" w:color="1399B0" w:sz="36" w:space="8"/>
         </w:pBdr>
-        <w:shd w:fill="E8EEF7" w:color="auto" w:val="clear"/>
+        <w:shd w:fill="F1F4F0" w:color="auto" w:val="clear"/>
         <w:spacing w:after="100" w:before="280"/>
         <w:ind w:left="160"/>
       </w:pPr>
@@ -1310,7 +1335,7 @@
           <w:rFonts w:ascii="Calibri" w:cs="Calibri" w:eastAsia="Calibri" w:hAnsi="Calibri"/>
           <w:b/>
           <w:bCs/>
-          <w:color w:val="0A4A92"/>
+          <w:color w:val="52656A"/>
           <w:spacing w:val="20"/>
           <w:sz w:val="18"/>
           <w:szCs w:val="18"/>
@@ -1328,7 +1353,7 @@
           <w:rFonts w:ascii="Calibri" w:cs="Calibri" w:eastAsia="Calibri" w:hAnsi="Calibri"/>
           <w:b/>
           <w:bCs/>
-          <w:color w:val="1D1D1B"/>
+          <w:color w:val="183A43"/>
           <w:sz w:val="24"/>
           <w:szCs w:val="24"/>
         </w:rPr>
@@ -1347,7 +1372,7 @@
       <w:r>
         <w:rPr>
           <w:rFonts w:ascii="Calibri" w:cs="Calibri" w:eastAsia="Calibri" w:hAnsi="Calibri"/>
-          <w:color w:val="1D1D1B"/>
+          <w:color w:val="183A43"/>
           <w:sz w:val="22"/>
           <w:szCs w:val="22"/>
         </w:rPr>
@@ -1366,7 +1391,7 @@
       <w:r>
         <w:rPr>
           <w:rFonts w:ascii="Calibri" w:cs="Calibri" w:eastAsia="Calibri" w:hAnsi="Calibri"/>
-          <w:color w:val="1D1D1B"/>
+          <w:color w:val="183A43"/>
           <w:sz w:val="22"/>
           <w:szCs w:val="22"/>
         </w:rPr>
@@ -1378,32 +1403,41 @@
         <w:pStyle w:val="Heading1"/>
         <w:keepNext/>
         <w:pBdr>
-          <w:bottom w:val="single" w:color="0A4A92" w:sz="18" w:space="4"/>
+          <w:bottom w:val="single" w:color="CAD6D0" w:sz="4" w:space="4"/>
         </w:pBdr>
         <w:spacing w:after="160" w:before="360"/>
       </w:pPr>
       <w:r>
         <w:rPr>
           <w:rFonts w:ascii="Calibri" w:cs="Calibri" w:eastAsia="Calibri" w:hAnsi="Calibri"/>
+          <w:color w:val="1399B0"/>
+          <w:sz w:val="24"/>
+          <w:szCs w:val="24"/>
+        </w:rPr>
+        <w:t xml:space="preserve">■  </w:t>
+      </w:r>
+      <w:r>
+        <w:rPr>
+          <w:rFonts w:ascii="Calibri" w:cs="Calibri" w:eastAsia="Calibri" w:hAnsi="Calibri"/>
           <w:b/>
           <w:bCs/>
-          <w:color w:val="1D1D1B"/>
-          <w:sz w:val="28"/>
-          <w:szCs w:val="28"/>
-        </w:rPr>
-        <w:t xml:space="preserve">¿QUÉ RECURSO USO?</w:t>
+          <w:color w:val="183A43"/>
+          <w:sz w:val="30"/>
+          <w:szCs w:val="30"/>
+        </w:rPr>
+        <w:t xml:space="preserve">¿Qué recurso uso?</w:t>
       </w:r>
     </w:p>
     <w:tbl>
       <w:tblPr>
         <w:tblW w:type="dxa" w:w="10080"/>
         <w:tblBorders>
-          <w:top w:val="single" w:color="E2E2DF" w:sz="4"/>
-          <w:left w:val="single" w:color="E2E2DF" w:sz="4"/>
-          <w:bottom w:val="single" w:color="E2E2DF" w:sz="4"/>
-          <w:right w:val="single" w:color="E2E2DF" w:sz="4"/>
-          <w:insideH w:val="single" w:color="E2E2DF" w:sz="4"/>
-          <w:insideV w:val="single" w:color="E2E2DF" w:sz="4"/>
+          <w:top w:val="single" w:color="CAD6D0" w:sz="4"/>
+          <w:left w:val="single" w:color="CAD6D0" w:sz="4"/>
+          <w:bottom w:val="single" w:color="CAD6D0" w:sz="4"/>
+          <w:right w:val="single" w:color="CAD6D0" w:sz="4"/>
+          <w:insideH w:val="single" w:color="CAD6D0" w:sz="4"/>
+          <w:insideV w:val="single" w:color="CAD6D0" w:sz="4"/>
         </w:tblBorders>
         <w:tblLayout w:type="fixed"/>
       </w:tblPr>
@@ -1418,7 +1452,7 @@
         <w:tc>
           <w:tcPr>
             <w:tcW w:type="dxa" w:w="3629"/>
-            <w:shd w:fill="0A4A92" w:color="auto" w:val="clear"/>
+            <w:shd w:fill="E8F2E9" w:color="auto" w:val="clear"/>
             <w:tcMar>
               <w:top w:type="dxa" w:w="100"/>
               <w:left w:type="dxa" w:w="140"/>
@@ -1435,7 +1469,7 @@
               <w:rPr>
                 <w:b/>
                 <w:bCs/>
-                <w:color w:val="FFFFFF"/>
+                <w:color w:val="183A43"/>
                 <w:sz w:val="20"/>
                 <w:szCs w:val="20"/>
               </w:rPr>
@@ -1446,7 +1480,7 @@
         <w:tc>
           <w:tcPr>
             <w:tcW w:type="dxa" w:w="6451"/>
-            <w:shd w:fill="0A4A92" w:color="auto" w:val="clear"/>
+            <w:shd w:fill="E8F2E9" w:color="auto" w:val="clear"/>
             <w:tcMar>
               <w:top w:type="dxa" w:w="100"/>
               <w:left w:type="dxa" w:w="140"/>
@@ -1463,7 +1497,7 @@
               <w:rPr>
                 <w:b/>
                 <w:bCs/>
-                <w:color w:val="FFFFFF"/>
+                <w:color w:val="183A43"/>
                 <w:sz w:val="20"/>
                 <w:szCs w:val="20"/>
               </w:rPr>
@@ -1496,7 +1530,7 @@
               <w:rPr>
                 <w:b/>
                 <w:bCs/>
-                <w:color w:val="1D1D1B"/>
+                <w:color w:val="183A43"/>
                 <w:sz w:val="20"/>
                 <w:szCs w:val="20"/>
               </w:rPr>
@@ -1524,7 +1558,7 @@
               <w:rPr>
                 <w:b w:val="false"/>
                 <w:bCs w:val="false"/>
-                <w:color w:val="1D1D1B"/>
+                <w:color w:val="183A43"/>
                 <w:sz w:val="20"/>
                 <w:szCs w:val="20"/>
               </w:rPr>
@@ -1540,7 +1574,7 @@
         <w:tc>
           <w:tcPr>
             <w:tcW w:type="dxa" w:w="3629"/>
-            <w:shd w:fill="F4F4F2" w:color="auto" w:val="clear"/>
+            <w:shd w:fill="F1F4F0" w:color="auto" w:val="clear"/>
             <w:tcMar>
               <w:top w:type="dxa" w:w="100"/>
               <w:left w:type="dxa" w:w="140"/>
@@ -1557,7 +1591,7 @@
               <w:rPr>
                 <w:b/>
                 <w:bCs/>
-                <w:color w:val="1D1D1B"/>
+                <w:color w:val="183A43"/>
                 <w:sz w:val="20"/>
                 <w:szCs w:val="20"/>
               </w:rPr>
@@ -1568,7 +1602,7 @@
         <w:tc>
           <w:tcPr>
             <w:tcW w:type="dxa" w:w="6451"/>
-            <w:shd w:fill="F4F4F2" w:color="auto" w:val="clear"/>
+            <w:shd w:fill="F1F4F0" w:color="auto" w:val="clear"/>
             <w:tcMar>
               <w:top w:type="dxa" w:w="100"/>
               <w:left w:type="dxa" w:w="140"/>
@@ -1585,7 +1619,7 @@
               <w:rPr>
                 <w:b w:val="false"/>
                 <w:bCs w:val="false"/>
-                <w:color w:val="1D1D1B"/>
+                <w:color w:val="183A43"/>
                 <w:sz w:val="20"/>
                 <w:szCs w:val="20"/>
               </w:rPr>
@@ -1618,7 +1652,7 @@
               <w:rPr>
                 <w:b/>
                 <w:bCs/>
-                <w:color w:val="1D1D1B"/>
+                <w:color w:val="183A43"/>
                 <w:sz w:val="20"/>
                 <w:szCs w:val="20"/>
               </w:rPr>
@@ -1646,7 +1680,7 @@
               <w:rPr>
                 <w:b w:val="false"/>
                 <w:bCs w:val="false"/>
-                <w:color w:val="1D1D1B"/>
+                <w:color w:val="183A43"/>
                 <w:sz w:val="20"/>
                 <w:szCs w:val="20"/>
               </w:rPr>
@@ -1662,7 +1696,7 @@
         <w:tc>
           <w:tcPr>
             <w:tcW w:type="dxa" w:w="3629"/>
-            <w:shd w:fill="F4F4F2" w:color="auto" w:val="clear"/>
+            <w:shd w:fill="F1F4F0" w:color="auto" w:val="clear"/>
             <w:tcMar>
               <w:top w:type="dxa" w:w="100"/>
               <w:left w:type="dxa" w:w="140"/>
@@ -1679,7 +1713,7 @@
               <w:rPr>
                 <w:b/>
                 <w:bCs/>
-                <w:color w:val="1D1D1B"/>
+                <w:color w:val="183A43"/>
                 <w:sz w:val="20"/>
                 <w:szCs w:val="20"/>
               </w:rPr>
@@ -1690,7 +1724,7 @@
         <w:tc>
           <w:tcPr>
             <w:tcW w:type="dxa" w:w="6451"/>
-            <w:shd w:fill="F4F4F2" w:color="auto" w:val="clear"/>
+            <w:shd w:fill="F1F4F0" w:color="auto" w:val="clear"/>
             <w:tcMar>
               <w:top w:type="dxa" w:w="100"/>
               <w:left w:type="dxa" w:w="140"/>
@@ -1707,7 +1741,7 @@
               <w:rPr>
                 <w:b w:val="false"/>
                 <w:bCs w:val="false"/>
-                <w:color w:val="1D1D1B"/>
+                <w:color w:val="183A43"/>
                 <w:sz w:val="20"/>
                 <w:szCs w:val="20"/>
               </w:rPr>
@@ -1740,7 +1774,7 @@
               <w:rPr>
                 <w:b/>
                 <w:bCs/>
-                <w:color w:val="1D1D1B"/>
+                <w:color w:val="183A43"/>
                 <w:sz w:val="20"/>
                 <w:szCs w:val="20"/>
               </w:rPr>
@@ -1768,7 +1802,7 @@
               <w:rPr>
                 <w:b w:val="false"/>
                 <w:bCs w:val="false"/>
-                <w:color w:val="1D1D1B"/>
+                <w:color w:val="183A43"/>
                 <w:sz w:val="20"/>
                 <w:szCs w:val="20"/>
               </w:rPr>
@@ -1788,20 +1822,29 @@
         <w:pStyle w:val="Heading1"/>
         <w:keepNext/>
         <w:pBdr>
-          <w:bottom w:val="single" w:color="0A4A92" w:sz="18" w:space="4"/>
+          <w:bottom w:val="single" w:color="CAD6D0" w:sz="4" w:space="4"/>
         </w:pBdr>
         <w:spacing w:after="160" w:before="360"/>
       </w:pPr>
       <w:r>
         <w:rPr>
           <w:rFonts w:ascii="Calibri" w:cs="Calibri" w:eastAsia="Calibri" w:hAnsi="Calibri"/>
+          <w:color w:val="1399B0"/>
+          <w:sz w:val="24"/>
+          <w:szCs w:val="24"/>
+        </w:rPr>
+        <w:t xml:space="preserve">■  </w:t>
+      </w:r>
+      <w:r>
+        <w:rPr>
+          <w:rFonts w:ascii="Calibri" w:cs="Calibri" w:eastAsia="Calibri" w:hAnsi="Calibri"/>
           <w:b/>
           <w:bCs/>
-          <w:color w:val="1D1D1B"/>
-          <w:sz w:val="28"/>
-          <w:szCs w:val="28"/>
-        </w:rPr>
-        <w:t xml:space="preserve">BUENAS PRÁCTICAS</w:t>
+          <w:color w:val="183A43"/>
+          <w:sz w:val="30"/>
+          <w:szCs w:val="30"/>
+        </w:rPr>
+        <w:t xml:space="preserve">Buenas prácticas</w:t>
       </w:r>
     </w:p>
     <w:p>
@@ -1816,7 +1859,7 @@
       <w:r>
         <w:rPr>
           <w:rFonts w:ascii="Calibri" w:cs="Calibri" w:eastAsia="Calibri" w:hAnsi="Calibri"/>
-          <w:color w:val="1D1D1B"/>
+          <w:color w:val="183A43"/>
           <w:sz w:val="22"/>
           <w:szCs w:val="22"/>
         </w:rPr>
@@ -1835,7 +1878,7 @@
       <w:r>
         <w:rPr>
           <w:rFonts w:ascii="Calibri" w:cs="Calibri" w:eastAsia="Calibri" w:hAnsi="Calibri"/>
-          <w:color w:val="1D1D1B"/>
+          <w:color w:val="183A43"/>
           <w:sz w:val="22"/>
           <w:szCs w:val="22"/>
         </w:rPr>
@@ -1854,7 +1897,7 @@
       <w:r>
         <w:rPr>
           <w:rFonts w:ascii="Calibri" w:cs="Calibri" w:eastAsia="Calibri" w:hAnsi="Calibri"/>
-          <w:color w:val="1D1D1B"/>
+          <w:color w:val="183A43"/>
           <w:sz w:val="22"/>
           <w:szCs w:val="22"/>
         </w:rPr>
@@ -1873,7 +1916,7 @@
       <w:r>
         <w:rPr>
           <w:rFonts w:ascii="Calibri" w:cs="Calibri" w:eastAsia="Calibri" w:hAnsi="Calibri"/>
-          <w:color w:val="1D1D1B"/>
+          <w:color w:val="183A43"/>
           <w:sz w:val="22"/>
           <w:szCs w:val="22"/>
         </w:rPr>
@@ -1885,32 +1928,41 @@
         <w:pStyle w:val="Heading1"/>
         <w:keepNext/>
         <w:pBdr>
-          <w:bottom w:val="single" w:color="0A4A92" w:sz="18" w:space="4"/>
+          <w:bottom w:val="single" w:color="CAD6D0" w:sz="4" w:space="4"/>
         </w:pBdr>
         <w:spacing w:after="160" w:before="360"/>
       </w:pPr>
       <w:r>
         <w:rPr>
           <w:rFonts w:ascii="Calibri" w:cs="Calibri" w:eastAsia="Calibri" w:hAnsi="Calibri"/>
+          <w:color w:val="1399B0"/>
+          <w:sz w:val="24"/>
+          <w:szCs w:val="24"/>
+        </w:rPr>
+        <w:t xml:space="preserve">■  </w:t>
+      </w:r>
+      <w:r>
+        <w:rPr>
+          <w:rFonts w:ascii="Calibri" w:cs="Calibri" w:eastAsia="Calibri" w:hAnsi="Calibri"/>
           <w:b/>
           <w:bCs/>
-          <w:color w:val="1D1D1B"/>
-          <w:sz w:val="28"/>
-          <w:szCs w:val="28"/>
-        </w:rPr>
-        <w:t xml:space="preserve">ERRORES FRECUENTES Y CÓMO RESOLVERLOS</w:t>
+          <w:color w:val="183A43"/>
+          <w:sz w:val="30"/>
+          <w:szCs w:val="30"/>
+        </w:rPr>
+        <w:t xml:space="preserve">Errores frecuentes y cómo resolverlos</w:t>
       </w:r>
     </w:p>
     <w:tbl>
       <w:tblPr>
         <w:tblW w:type="dxa" w:w="10080"/>
         <w:tblBorders>
-          <w:top w:val="single" w:color="E2E2DF" w:sz="4"/>
-          <w:left w:val="single" w:color="E2E2DF" w:sz="4"/>
-          <w:bottom w:val="single" w:color="E2E2DF" w:sz="4"/>
-          <w:right w:val="single" w:color="E2E2DF" w:sz="4"/>
-          <w:insideH w:val="single" w:color="E2E2DF" w:sz="4"/>
-          <w:insideV w:val="single" w:color="E2E2DF" w:sz="4"/>
+          <w:top w:val="single" w:color="CAD6D0" w:sz="4"/>
+          <w:left w:val="single" w:color="CAD6D0" w:sz="4"/>
+          <w:bottom w:val="single" w:color="CAD6D0" w:sz="4"/>
+          <w:right w:val="single" w:color="CAD6D0" w:sz="4"/>
+          <w:insideH w:val="single" w:color="CAD6D0" w:sz="4"/>
+          <w:insideV w:val="single" w:color="CAD6D0" w:sz="4"/>
         </w:tblBorders>
         <w:tblLayout w:type="fixed"/>
       </w:tblPr>
@@ -1925,7 +1977,7 @@
         <w:tc>
           <w:tcPr>
             <w:tcW w:type="dxa" w:w="3629"/>
-            <w:shd w:fill="0A4A92" w:color="auto" w:val="clear"/>
+            <w:shd w:fill="E8F2E9" w:color="auto" w:val="clear"/>
             <w:tcMar>
               <w:top w:type="dxa" w:w="100"/>
               <w:left w:type="dxa" w:w="140"/>
@@ -1942,7 +1994,7 @@
               <w:rPr>
                 <w:b/>
                 <w:bCs/>
-                <w:color w:val="FFFFFF"/>
+                <w:color w:val="183A43"/>
                 <w:sz w:val="20"/>
                 <w:szCs w:val="20"/>
               </w:rPr>
@@ -1953,7 +2005,7 @@
         <w:tc>
           <w:tcPr>
             <w:tcW w:type="dxa" w:w="6451"/>
-            <w:shd w:fill="0A4A92" w:color="auto" w:val="clear"/>
+            <w:shd w:fill="E8F2E9" w:color="auto" w:val="clear"/>
             <w:tcMar>
               <w:top w:type="dxa" w:w="100"/>
               <w:left w:type="dxa" w:w="140"/>
@@ -1970,7 +2022,7 @@
               <w:rPr>
                 <w:b/>
                 <w:bCs/>
-                <w:color w:val="FFFFFF"/>
+                <w:color w:val="183A43"/>
                 <w:sz w:val="20"/>
                 <w:szCs w:val="20"/>
               </w:rPr>
@@ -2003,7 +2055,7 @@
               <w:rPr>
                 <w:b/>
                 <w:bCs/>
-                <w:color w:val="1D1D1B"/>
+                <w:color w:val="183A43"/>
                 <w:sz w:val="20"/>
                 <w:szCs w:val="20"/>
               </w:rPr>
@@ -2031,7 +2083,7 @@
               <w:rPr>
                 <w:b w:val="false"/>
                 <w:bCs w:val="false"/>
-                <w:color w:val="1D1D1B"/>
+                <w:color w:val="183A43"/>
                 <w:sz w:val="20"/>
                 <w:szCs w:val="20"/>
               </w:rPr>
@@ -2047,7 +2099,7 @@
         <w:tc>
           <w:tcPr>
             <w:tcW w:type="dxa" w:w="3629"/>
-            <w:shd w:fill="F4F4F2" w:color="auto" w:val="clear"/>
+            <w:shd w:fill="F1F4F0" w:color="auto" w:val="clear"/>
             <w:tcMar>
               <w:top w:type="dxa" w:w="100"/>
               <w:left w:type="dxa" w:w="140"/>
@@ -2064,7 +2116,7 @@
               <w:rPr>
                 <w:b/>
                 <w:bCs/>
-                <w:color w:val="1D1D1B"/>
+                <w:color w:val="183A43"/>
                 <w:sz w:val="20"/>
                 <w:szCs w:val="20"/>
               </w:rPr>
@@ -2075,7 +2127,7 @@
         <w:tc>
           <w:tcPr>
             <w:tcW w:type="dxa" w:w="6451"/>
-            <w:shd w:fill="F4F4F2" w:color="auto" w:val="clear"/>
+            <w:shd w:fill="F1F4F0" w:color="auto" w:val="clear"/>
             <w:tcMar>
               <w:top w:type="dxa" w:w="100"/>
               <w:left w:type="dxa" w:w="140"/>
@@ -2092,7 +2144,7 @@
               <w:rPr>
                 <w:b w:val="false"/>
                 <w:bCs w:val="false"/>
-                <w:color w:val="1D1D1B"/>
+                <w:color w:val="183A43"/>
                 <w:sz w:val="20"/>
                 <w:szCs w:val="20"/>
               </w:rPr>
@@ -2125,7 +2177,7 @@
               <w:rPr>
                 <w:b/>
                 <w:bCs/>
-                <w:color w:val="1D1D1B"/>
+                <w:color w:val="183A43"/>
                 <w:sz w:val="20"/>
                 <w:szCs w:val="20"/>
               </w:rPr>
@@ -2153,7 +2205,7 @@
               <w:rPr>
                 <w:b w:val="false"/>
                 <w:bCs w:val="false"/>
-                <w:color w:val="1D1D1B"/>
+                <w:color w:val="183A43"/>
                 <w:sz w:val="20"/>
                 <w:szCs w:val="20"/>
               </w:rPr>
@@ -2173,20 +2225,29 @@
         <w:pStyle w:val="Heading1"/>
         <w:keepNext/>
         <w:pBdr>
-          <w:bottom w:val="single" w:color="0A4A92" w:sz="18" w:space="4"/>
+          <w:bottom w:val="single" w:color="CAD6D0" w:sz="4" w:space="4"/>
         </w:pBdr>
         <w:spacing w:after="160" w:before="360"/>
       </w:pPr>
       <w:r>
         <w:rPr>
           <w:rFonts w:ascii="Calibri" w:cs="Calibri" w:eastAsia="Calibri" w:hAnsi="Calibri"/>
+          <w:color w:val="1399B0"/>
+          <w:sz w:val="24"/>
+          <w:szCs w:val="24"/>
+        </w:rPr>
+        <w:t xml:space="preserve">■  </w:t>
+      </w:r>
+      <w:r>
+        <w:rPr>
+          <w:rFonts w:ascii="Calibri" w:cs="Calibri" w:eastAsia="Calibri" w:hAnsi="Calibri"/>
           <w:b/>
           <w:bCs/>
-          <w:color w:val="1D1D1B"/>
-          <w:sz w:val="28"/>
-          <w:szCs w:val="28"/>
-        </w:rPr>
-        <w:t xml:space="preserve">RETO PRÁCTICO</w:t>
+          <w:color w:val="183A43"/>
+          <w:sz w:val="30"/>
+          <w:szCs w:val="30"/>
+        </w:rPr>
+        <w:t xml:space="preserve">Reto práctico</w:t>
       </w:r>
     </w:p>
     <w:tbl>
@@ -2211,11 +2272,11 @@
             <w:tcW w:type="dxa" w:w="10080"/>
             <w:tcBorders>
               <w:top w:val="none" w:color="FFFFFF" w:sz="0"/>
-              <w:left w:val="single" w:color="1D1D1B" w:sz="24"/>
+              <w:left w:val="single" w:color="183A43" w:sz="24"/>
               <w:bottom w:val="none" w:color="FFFFFF" w:sz="0"/>
               <w:right w:val="none" w:color="FFFFFF" w:sz="0"/>
             </w:tcBorders>
-            <w:shd w:fill="F4F4F2" w:color="auto" w:val="clear"/>
+            <w:shd w:fill="FFFFFF" w:color="auto" w:val="clear"/>
             <w:tcMar>
               <w:top w:type="dxa" w:w="160"/>
               <w:left w:type="dxa" w:w="240"/>
@@ -2232,7 +2293,7 @@
                 <w:rFonts w:ascii="Calibri" w:cs="Calibri" w:eastAsia="Calibri" w:hAnsi="Calibri"/>
                 <w:b/>
                 <w:bCs/>
-                <w:color w:val="1D1D1B"/>
+                <w:color w:val="52656A"/>
                 <w:spacing w:val="20"/>
                 <w:sz w:val="17"/>
                 <w:szCs w:val="17"/>
@@ -2247,7 +2308,7 @@
             <w:r>
               <w:rPr>
                 <w:rFonts w:ascii="Calibri" w:cs="Calibri" w:eastAsia="Calibri" w:hAnsi="Calibri"/>
-                <w:color w:val="1D1D1B"/>
+                <w:color w:val="183A43"/>
                 <w:sz w:val="22"/>
                 <w:szCs w:val="22"/>
               </w:rPr>
@@ -2267,20 +2328,29 @@
         <w:pStyle w:val="Heading1"/>
         <w:keepNext/>
         <w:pBdr>
-          <w:bottom w:val="single" w:color="0A4A92" w:sz="18" w:space="4"/>
+          <w:bottom w:val="single" w:color="CAD6D0" w:sz="4" w:space="4"/>
         </w:pBdr>
         <w:spacing w:after="160" w:before="360"/>
       </w:pPr>
       <w:r>
         <w:rPr>
           <w:rFonts w:ascii="Calibri" w:cs="Calibri" w:eastAsia="Calibri" w:hAnsi="Calibri"/>
+          <w:color w:val="1399B0"/>
+          <w:sz w:val="24"/>
+          <w:szCs w:val="24"/>
+        </w:rPr>
+        <w:t xml:space="preserve">■  </w:t>
+      </w:r>
+      <w:r>
+        <w:rPr>
+          <w:rFonts w:ascii="Calibri" w:cs="Calibri" w:eastAsia="Calibri" w:hAnsi="Calibri"/>
           <w:b/>
           <w:bCs/>
-          <w:color w:val="1D1D1B"/>
-          <w:sz w:val="28"/>
-          <w:szCs w:val="28"/>
-        </w:rPr>
-        <w:t xml:space="preserve">VERIFICA TU AVANCE</w:t>
+          <w:color w:val="183A43"/>
+          <w:sz w:val="30"/>
+          <w:szCs w:val="30"/>
+        </w:rPr>
+        <w:t xml:space="preserve">Verifica tu avance</w:t>
       </w:r>
     </w:p>
     <w:p>
@@ -2294,7 +2364,7 @@
       <w:r>
         <w:rPr>
           <w:rFonts w:ascii="Segoe UI Symbol" w:cs="Segoe UI Symbol" w:eastAsia="Segoe UI Symbol" w:hAnsi="Segoe UI Symbol"/>
-          <w:color w:val="5C5C5A"/>
+          <w:color w:val="52656A"/>
           <w:sz w:val="26"/>
           <w:szCs w:val="26"/>
         </w:rPr>
@@ -2303,7 +2373,7 @@
       <w:r>
         <w:rPr>
           <w:rFonts w:ascii="Calibri" w:cs="Calibri" w:eastAsia="Calibri" w:hAnsi="Calibri"/>
-          <w:color w:val="1D1D1B"/>
+          <w:color w:val="183A43"/>
           <w:sz w:val="22"/>
           <w:szCs w:val="22"/>
         </w:rPr>
@@ -2321,7 +2391,7 @@
       <w:r>
         <w:rPr>
           <w:rFonts w:ascii="Segoe UI Symbol" w:cs="Segoe UI Symbol" w:eastAsia="Segoe UI Symbol" w:hAnsi="Segoe UI Symbol"/>
-          <w:color w:val="5C5C5A"/>
+          <w:color w:val="52656A"/>
           <w:sz w:val="26"/>
           <w:szCs w:val="26"/>
         </w:rPr>
@@ -2330,7 +2400,7 @@
       <w:r>
         <w:rPr>
           <w:rFonts w:ascii="Calibri" w:cs="Calibri" w:eastAsia="Calibri" w:hAnsi="Calibri"/>
-          <w:color w:val="1D1D1B"/>
+          <w:color w:val="183A43"/>
           <w:sz w:val="22"/>
           <w:szCs w:val="22"/>
         </w:rPr>
@@ -2348,7 +2418,7 @@
       <w:r>
         <w:rPr>
           <w:rFonts w:ascii="Segoe UI Symbol" w:cs="Segoe UI Symbol" w:eastAsia="Segoe UI Symbol" w:hAnsi="Segoe UI Symbol"/>
-          <w:color w:val="5C5C5A"/>
+          <w:color w:val="52656A"/>
           <w:sz w:val="26"/>
           <w:szCs w:val="26"/>
         </w:rPr>
@@ -2357,7 +2427,7 @@
       <w:r>
         <w:rPr>
           <w:rFonts w:ascii="Calibri" w:cs="Calibri" w:eastAsia="Calibri" w:hAnsi="Calibri"/>
-          <w:color w:val="1D1D1B"/>
+          <w:color w:val="183A43"/>
           <w:sz w:val="22"/>
           <w:szCs w:val="22"/>
         </w:rPr>
@@ -2375,7 +2445,7 @@
       <w:r>
         <w:rPr>
           <w:rFonts w:ascii="Segoe UI Symbol" w:cs="Segoe UI Symbol" w:eastAsia="Segoe UI Symbol" w:hAnsi="Segoe UI Symbol"/>
-          <w:color w:val="5C5C5A"/>
+          <w:color w:val="52656A"/>
           <w:sz w:val="26"/>
           <w:szCs w:val="26"/>
         </w:rPr>
@@ -2384,7 +2454,7 @@
       <w:r>
         <w:rPr>
           <w:rFonts w:ascii="Calibri" w:cs="Calibri" w:eastAsia="Calibri" w:hAnsi="Calibri"/>
-          <w:color w:val="1D1D1B"/>
+          <w:color w:val="183A43"/>
           <w:sz w:val="22"/>
           <w:szCs w:val="22"/>
         </w:rPr>
@@ -2418,11 +2488,11 @@
             <w:tcW w:type="dxa" w:w="10080"/>
             <w:tcBorders>
               <w:top w:val="none" w:color="FFFFFF" w:sz="0"/>
-              <w:left w:val="single" w:color="EF7D00" w:sz="24"/>
+              <w:left w:val="single" w:color="F37012" w:sz="24"/>
               <w:bottom w:val="none" w:color="FFFFFF" w:sz="0"/>
               <w:right w:val="none" w:color="FFFFFF" w:sz="0"/>
             </w:tcBorders>
-            <w:shd w:fill="1D1D1B" w:color="auto" w:val="clear"/>
+            <w:shd w:fill="0D2227" w:color="auto" w:val="clear"/>
             <w:tcMar>
               <w:top w:type="dxa" w:w="240"/>
               <w:left w:type="dxa" w:w="300"/>
@@ -2439,7 +2509,7 @@
                 <w:rFonts w:ascii="Calibri" w:cs="Calibri" w:eastAsia="Calibri" w:hAnsi="Calibri"/>
                 <w:b/>
                 <w:bCs/>
-                <w:color w:val="EF7D00"/>
+                <w:color w:val="FFAD79"/>
                 <w:sz w:val="24"/>
                 <w:szCs w:val="24"/>
               </w:rPr>
@@ -2464,7 +2534,7 @@
             <w:r>
               <w:rPr>
                 <w:rFonts w:ascii="Calibri" w:cs="Calibri" w:eastAsia="Calibri" w:hAnsi="Calibri"/>
-                <w:color w:val="D1D5DB"/>
+                <w:color w:val="B4C4C6"/>
                 <w:sz w:val="18"/>
                 <w:szCs w:val="18"/>
               </w:rPr>
@@ -2534,7 +2604,7 @@
     <w:r>
       <w:rPr>
         <w:rFonts w:ascii="Calibri" w:cs="Calibri" w:eastAsia="Calibri" w:hAnsi="Calibri"/>
-        <w:color w:val="5C5C5A"/>
+        <w:color w:val="52656A"/>
         <w:sz w:val="16"/>
         <w:szCs w:val="16"/>
       </w:rPr>
@@ -2543,7 +2613,7 @@
     <w:r>
       <w:rPr>
         <w:rFonts w:ascii="Calibri" w:cs="Calibri" w:eastAsia="Calibri" w:hAnsi="Calibri"/>
-        <w:color w:val="5C5C5A"/>
+        <w:color w:val="52656A"/>
         <w:sz w:val="16"/>
         <w:szCs w:val="16"/>
       </w:rPr>
@@ -2552,7 +2622,7 @@
     <w:r>
       <w:rPr>
         <w:rFonts w:ascii="Calibri" w:cs="Calibri" w:eastAsia="Calibri" w:hAnsi="Calibri"/>
-        <w:color w:val="5C5C5A"/>
+        <w:color w:val="52656A"/>
         <w:sz w:val="16"/>
         <w:szCs w:val="16"/>
       </w:rPr>
@@ -2564,7 +2634,7 @@
     <w:r>
       <w:rPr>
         <w:rFonts w:ascii="Calibri" w:cs="Calibri" w:eastAsia="Calibri" w:hAnsi="Calibri"/>
-        <w:color w:val="5C5C5A"/>
+        <w:color w:val="52656A"/>
         <w:sz w:val="16"/>
         <w:szCs w:val="16"/>
       </w:rPr>
@@ -2573,7 +2643,7 @@
     <w:r>
       <w:rPr>
         <w:rFonts w:ascii="Calibri" w:cs="Calibri" w:eastAsia="Calibri" w:hAnsi="Calibri"/>
-        <w:color w:val="5C5C5A"/>
+        <w:color w:val="52656A"/>
         <w:sz w:val="16"/>
         <w:szCs w:val="16"/>
       </w:rPr>
@@ -2628,7 +2698,7 @@
   <w:p>
     <w:pPr>
       <w:pBdr>
-        <w:bottom w:val="single" w:color="E2E2DF" w:sz="4" w:space="6"/>
+        <w:bottom w:val="single" w:color="CAD6D0" w:sz="4" w:space="6"/>
       </w:pBdr>
       <w:tabs>
         <w:tab w:val="right" w:pos="10080"/>
@@ -2639,7 +2709,7 @@
         <w:rFonts w:ascii="Calibri" w:cs="Calibri" w:eastAsia="Calibri" w:hAnsi="Calibri"/>
         <w:b/>
         <w:bCs/>
-        <w:color w:val="A65200"/>
+        <w:color w:val="087F91"/>
         <w:sz w:val="17"/>
         <w:szCs w:val="17"/>
       </w:rPr>
@@ -2648,7 +2718,7 @@
     <w:r>
       <w:rPr>
         <w:rFonts w:ascii="Calibri" w:cs="Calibri" w:eastAsia="Calibri" w:hAnsi="Calibri"/>
-        <w:color w:val="5C5C5A"/>
+        <w:color w:val="52656A"/>
         <w:sz w:val="17"/>
         <w:szCs w:val="17"/>
       </w:rPr>
@@ -2659,7 +2729,7 @@
         <w:rFonts w:ascii="Calibri" w:cs="Calibri" w:eastAsia="Calibri" w:hAnsi="Calibri"/>
         <w:b/>
         <w:bCs/>
-        <w:color w:val="0A4A92"/>
+        <w:color w:val="183A43"/>
         <w:sz w:val="17"/>
         <w:szCs w:val="17"/>
       </w:rPr>
@@ -2768,7 +2838,7 @@
       <w:rPr>
         <w:b/>
         <w:bCs/>
-        <w:color w:val="EF7D00"/>
+        <w:color w:val="F37012"/>
       </w:rPr>
     </w:lvl>
   </w:abstractNum>
@@ -2793,7 +2863,7 @@
     <w:rPrDefault>
       <w:rPr>
         <w:rFonts w:ascii="Calibri" w:cs="Calibri" w:eastAsia="Calibri" w:hAnsi="Calibri"/>
-        <w:color w:val="1D1D1B"/>
+        <w:color w:val="183A43"/>
         <w:sz w:val="22"/>
         <w:szCs w:val="22"/>
       </w:rPr>
@@ -2973,7 +3043,7 @@
       <w:rFonts w:ascii="Calibri" w:cs="Calibri" w:eastAsia="Calibri" w:hAnsi="Calibri"/>
       <w:b/>
       <w:bCs/>
-      <w:color w:val="1D1D1B"/>
+      <w:color w:val="183A43"/>
       <w:sz w:val="28"/>
       <w:szCs w:val="28"/>
     </w:rPr>
@@ -2990,7 +3060,7 @@
       <w:rFonts w:ascii="Calibri" w:cs="Calibri" w:eastAsia="Calibri" w:hAnsi="Calibri"/>
       <w:b/>
       <w:bCs/>
-      <w:color w:val="1D1D1B"/>
+      <w:color w:val="183A43"/>
       <w:sz w:val="24"/>
       <w:szCs w:val="24"/>
     </w:rPr>
@@ -3007,7 +3077,7 @@
       <w:rFonts w:ascii="Calibri" w:cs="Calibri" w:eastAsia="Calibri" w:hAnsi="Calibri"/>
       <w:b/>
       <w:bCs/>
-      <w:color w:val="1D1D1B"/>
+      <w:color w:val="183A43"/>
       <w:sz w:val="23"/>
       <w:szCs w:val="23"/>
     </w:rPr>

--- a/word/Capsula_03_Agrega_archivos_paginas_y_enlaces.docx
+++ b/word/Capsula_03_Agrega_archivos_paginas_y_enlaces.docx
@@ -2463,87 +2463,21 @@
     </w:p>
     <w:p>
       <w:pPr>
-        <w:spacing w:after="240" w:before="0"/>
-      </w:pPr>
-    </w:p>
-    <w:tbl>
-      <w:tblPr>
-        <w:tblW w:type="dxa" w:w="10080"/>
-        <w:tblBorders>
-          <w:top w:val="none" w:color="FFFFFF" w:sz="0"/>
-          <w:left w:val="none" w:color="FFFFFF" w:sz="0"/>
-          <w:bottom w:val="none" w:color="FFFFFF" w:sz="0"/>
-          <w:right w:val="none" w:color="FFFFFF" w:sz="0"/>
-          <w:insideH w:val="none" w:color="FFFFFF" w:sz="0"/>
-          <w:insideV w:val="none" w:color="FFFFFF" w:sz="0"/>
-        </w:tblBorders>
-        <w:tblLayout w:type="fixed"/>
-      </w:tblPr>
-      <w:tblGrid>
-        <w:gridCol w:w="10080"/>
-      </w:tblGrid>
-      <w:tr>
-        <w:tc>
-          <w:tcPr>
-            <w:tcW w:type="dxa" w:w="10080"/>
-            <w:tcBorders>
-              <w:top w:val="none" w:color="FFFFFF" w:sz="0"/>
-              <w:left w:val="single" w:color="F37012" w:sz="24"/>
-              <w:bottom w:val="none" w:color="FFFFFF" w:sz="0"/>
-              <w:right w:val="none" w:color="FFFFFF" w:sz="0"/>
-            </w:tcBorders>
-            <w:shd w:fill="0D2227" w:color="auto" w:val="clear"/>
-            <w:tcMar>
-              <w:top w:type="dxa" w:w="240"/>
-              <w:left w:type="dxa" w:w="300"/>
-              <w:bottom w:type="dxa" w:w="240"/>
-              <w:right w:type="dxa" w:w="300"/>
-            </w:tcMar>
-          </w:tcPr>
-          <w:p>
-            <w:pPr>
-              <w:spacing w:after="60"/>
-            </w:pPr>
-            <w:r>
-              <w:rPr>
-                <w:rFonts w:ascii="Calibri" w:cs="Calibri" w:eastAsia="Calibri" w:hAnsi="Calibri"/>
-                <w:b/>
-                <w:bCs/>
-                <w:color w:val="FFAD79"/>
-                <w:sz w:val="24"/>
-                <w:szCs w:val="24"/>
-              </w:rPr>
-              <w:t xml:space="preserve">¿Necesitas acompañamiento?</w:t>
-            </w:r>
-          </w:p>
-          <w:p>
-            <w:pPr>
-              <w:spacing w:after="60"/>
-            </w:pPr>
-            <w:r>
-              <w:rPr>
-                <w:rFonts w:ascii="Calibri" w:cs="Calibri" w:eastAsia="Calibri" w:hAnsi="Calibri"/>
-                <w:color w:val="FFFFFF"/>
-                <w:sz w:val="21"/>
-                <w:szCs w:val="21"/>
-              </w:rPr>
-              <w:t xml:space="preserve">El equipo del CEA te ayuda a implementar esta cápsula en tu curso.</w:t>
-            </w:r>
-          </w:p>
-          <w:p>
-            <w:r>
-              <w:rPr>
-                <w:rFonts w:ascii="Calibri" w:cs="Calibri" w:eastAsia="Calibri" w:hAnsi="Calibri"/>
-                <w:color w:val="B4C4C6"/>
-                <w:sz w:val="18"/>
-                <w:szCs w:val="18"/>
-              </w:rPr>
-              <w:t xml:space="preserve">CEA · Centro de Innovación Pedagógica y Educación Digital — Universidad de San Buenaventura Cali</w:t>
-            </w:r>
-          </w:p>
-        </w:tc>
-      </w:tr>
-    </w:tbl>
+        <w:pBdr>
+          <w:top w:val="single" w:color="CAD6D0" w:sz="4" w:space="8"/>
+        </w:pBdr>
+        <w:spacing w:before="360"/>
+      </w:pPr>
+      <w:r>
+        <w:rPr>
+          <w:rFonts w:ascii="Calibri" w:cs="Calibri" w:eastAsia="Calibri" w:hAnsi="Calibri"/>
+          <w:color w:val="52656A"/>
+          <w:sz w:val="18"/>
+          <w:szCs w:val="18"/>
+        </w:rPr>
+        <w:t xml:space="preserve">CEA · Centro de Innovación Pedagógica y Educación Digital — Universidad de San Buenaventura Cali</w:t>
+      </w:r>
+    </w:p>
     <w:sectPr>
       <w:headerReference w:type="default" r:id="rId6"/>
       <w:footerReference w:type="default" r:id="rId7"/>

--- a/word/Capsula_03_Agrega_archivos_paginas_y_enlaces.docx
+++ b/word/Capsula_03_Agrega_archivos_paginas_y_enlaces.docx
@@ -253,7 +253,7 @@
                 <w:sz w:val="15"/>
                 <w:szCs w:val="15"/>
               </w:rPr>
-              <w:t xml:space="preserve">TIEMPO DE LECTURA</w:t>
+              <w:t xml:space="preserve">TIEMPO ESTIMADO</w:t>
             </w:r>
           </w:p>
           <w:p>
@@ -266,7 +266,7 @@
                 <w:sz w:val="20"/>
                 <w:szCs w:val="20"/>
               </w:rPr>
-              <w:t xml:space="preserve">20 min</w:t>
+              <w:t xml:space="preserve">20 min (lectura + práctica)</w:t>
             </w:r>
           </w:p>
         </w:tc>

--- a/word/Capsula_03_Agrega_archivos_paginas_y_enlaces.docx
+++ b/word/Capsula_03_Agrega_archivos_paginas_y_enlaces.docx
@@ -308,7 +308,7 @@
                 <w:sz w:val="20"/>
                 <w:szCs w:val="20"/>
               </w:rPr>
-              <w:t xml:space="preserve">Moodle 4.x</w:t>
+              <w:t xml:space="preserve">Moodle 4.5</w:t>
             </w:r>
           </w:p>
         </w:tc>
@@ -721,7 +721,7 @@
           <w:sz w:val="22"/>
           <w:szCs w:val="22"/>
         </w:rPr>
-        <w:t xml:space="preserve">Haz clic en Añadir una actividad o un recurso › pestaña Recursos › Archivo.</w:t>
+        <w:t xml:space="preserve">Haz clic en Añadir contenido › Actividad o recurso › pestaña Recursos › Archivo.</w:t>
       </w:r>
     </w:p>
     <w:p>
@@ -949,7 +949,7 @@
           <w:sz w:val="22"/>
           <w:szCs w:val="22"/>
         </w:rPr>
-        <w:t xml:space="preserve">Usa Añadir una actividad o un recurso › Carpeta cuando tengas varios archivos relacionados (por ejemplo, todas las lecturas complementarias de una unidad).</w:t>
+        <w:t xml:space="preserve">Usa Añadir contenido › Actividad o recurso › Carpeta cuando tengas varios archivos relacionados (por ejemplo, todas las lecturas complementarias de una unidad).</w:t>
       </w:r>
     </w:p>
     <w:p>
@@ -1028,7 +1028,7 @@
           <w:sz w:val="22"/>
           <w:szCs w:val="22"/>
         </w:rPr>
-        <w:t xml:space="preserve">Selecciona Añadir una actividad o un recurso › Página. Escribe el nombre y, en Contenido de la página, redacta la explicación usando el editor.</w:t>
+        <w:t xml:space="preserve">Selecciona Añadir contenido › Actividad o recurso › Página. Escribe el nombre y, en Contenido de la página, redacta la explicación usando el editor.</w:t>
       </w:r>
     </w:p>
     <w:p>
@@ -1126,7 +1126,7 @@
           <w:sz w:val="22"/>
           <w:szCs w:val="22"/>
         </w:rPr>
-        <w:t xml:space="preserve">Selecciona Añadir una actividad o un recurso › URL. Pega la dirección completa (con https://) en URL externa.</w:t>
+        <w:t xml:space="preserve">Selecciona Añadir contenido › Actividad o recurso › URL. Pega la dirección completa (con https://) en URL externa.</w:t>
       </w:r>
     </w:p>
     <w:p>
